--- a/static/media/8.kh_giam_sat_sau_hoan_gtgt.docx
+++ b/static/media/8.kh_giam_sat_sau_hoan_gtgt.docx
@@ -1,6 +1,6 @@
 
 <file path=word/document.xml><?xml version="1.0" encoding="utf-8"?>
-<w:document xmlns:wpc="http://schemas.microsoft.com/office/word/2010/wordprocessingCanvas" xmlns:cx="http://schemas.microsoft.com/office/drawing/2014/chartex" xmlns:cx1="http://schemas.microsoft.com/office/drawing/2015/9/8/chartex" xmlns:cx2="http://schemas.microsoft.com/office/drawing/2015/10/21/chartex" xmlns:cx3="http://schemas.microsoft.com/office/drawing/2016/5/9/chartex" xmlns:cx4="http://schemas.microsoft.com/office/drawing/2016/5/10/chartex" xmlns:cx5="http://schemas.microsoft.com/office/drawing/2016/5/11/chartex" xmlns:cx6="http://schemas.microsoft.com/office/drawing/2016/5/12/chartex" xmlns:cx7="http://schemas.microsoft.com/office/drawing/2016/5/13/chartex" xmlns:cx8="http://schemas.microsoft.com/office/drawing/2016/5/14/chartex" xmlns:mc="http://schemas.openxmlformats.org/markup-compatibility/2006" xmlns:aink="http://schemas.microsoft.com/office/drawing/2016/ink" xmlns:am3d="http://schemas.microsoft.com/office/drawing/2017/model3d" xmlns:o="urn:schemas-microsoft-com:office:office" xmlns:r="http://schemas.openxmlformats.org/officeDocument/2006/relationships" xmlns:m="http://schemas.openxmlformats.org/officeDocument/2006/math" xmlns:v="urn:schemas-microsoft-com:vml" xmlns:wp14="http://schemas.microsoft.com/office/word/2010/wordprocessingDrawing" xmlns:wp="http://schemas.openxmlformats.org/drawingml/2006/wordprocessingDrawing" xmlns:w10="urn:schemas-microsoft-com:office:word" xmlns:w="http://schemas.openxmlformats.org/wordprocessingml/2006/main" xmlns:w14="http://schemas.microsoft.com/office/word/2010/wordml" xmlns:w15="http://schemas.microsoft.com/office/word/2012/wordml" xmlns:w16cex="http://schemas.microsoft.com/office/word/2018/wordml/cex" xmlns:w16cid="http://schemas.microsoft.com/office/word/2016/wordml/cid" xmlns:w16="http://schemas.microsoft.com/office/word/2018/wordml" xmlns:w16sdtdh="http://schemas.microsoft.com/office/word/2020/wordml/sdtdatahash" xmlns:w16se="http://schemas.microsoft.com/office/word/2015/wordml/symex" xmlns:wpg="http://schemas.microsoft.com/office/word/2010/wordprocessingGroup" xmlns:wpi="http://schemas.microsoft.com/office/word/2010/wordprocessingInk" xmlns:wne="http://schemas.microsoft.com/office/word/2006/wordml" xmlns:wps="http://schemas.microsoft.com/office/word/2010/wordprocessingShape" mc:Ignorable="w14 w15 w16se w16cid w16 w16cex w16sdtdh wp14">
+<w:document xmlns:wpc="http://schemas.microsoft.com/office/word/2010/wordprocessingCanvas" xmlns:cx="http://schemas.microsoft.com/office/drawing/2014/chartex" xmlns:cx1="http://schemas.microsoft.com/office/drawing/2015/9/8/chartex" xmlns:cx2="http://schemas.microsoft.com/office/drawing/2015/10/21/chartex" xmlns:cx3="http://schemas.microsoft.com/office/drawing/2016/5/9/chartex" xmlns:cx4="http://schemas.microsoft.com/office/drawing/2016/5/10/chartex" xmlns:cx5="http://schemas.microsoft.com/office/drawing/2016/5/11/chartex" xmlns:cx6="http://schemas.microsoft.com/office/drawing/2016/5/12/chartex" xmlns:cx7="http://schemas.microsoft.com/office/drawing/2016/5/13/chartex" xmlns:cx8="http://schemas.microsoft.com/office/drawing/2016/5/14/chartex" xmlns:mc="http://schemas.openxmlformats.org/markup-compatibility/2006" xmlns:aink="http://schemas.microsoft.com/office/drawing/2016/ink" xmlns:am3d="http://schemas.microsoft.com/office/drawing/2017/model3d" xmlns:o="urn:schemas-microsoft-com:office:office" xmlns:oel="http://schemas.microsoft.com/office/2019/extlst" xmlns:r="http://schemas.openxmlformats.org/officeDocument/2006/relationships" xmlns:m="http://schemas.openxmlformats.org/officeDocument/2006/math" xmlns:v="urn:schemas-microsoft-com:vml" xmlns:wp14="http://schemas.microsoft.com/office/word/2010/wordprocessingDrawing" xmlns:wp="http://schemas.openxmlformats.org/drawingml/2006/wordprocessingDrawing" xmlns:w10="urn:schemas-microsoft-com:office:word" xmlns:w="http://schemas.openxmlformats.org/wordprocessingml/2006/main" xmlns:w14="http://schemas.microsoft.com/office/word/2010/wordml" xmlns:w15="http://schemas.microsoft.com/office/word/2012/wordml" xmlns:w16cex="http://schemas.microsoft.com/office/word/2018/wordml/cex" xmlns:w16cid="http://schemas.microsoft.com/office/word/2016/wordml/cid" xmlns:w16="http://schemas.microsoft.com/office/word/2018/wordml" xmlns:w16du="http://schemas.microsoft.com/office/word/2023/wordml/word16du" xmlns:w16sdtdh="http://schemas.microsoft.com/office/word/2020/wordml/sdtdatahash" xmlns:w16sdtfl="http://schemas.microsoft.com/office/word/2024/wordml/sdtformatlock" xmlns:w16se="http://schemas.microsoft.com/office/word/2015/wordml/symex" xmlns:wpg="http://schemas.microsoft.com/office/word/2010/wordprocessingGroup" xmlns:wpi="http://schemas.microsoft.com/office/word/2010/wordprocessingInk" xmlns:wne="http://schemas.microsoft.com/office/word/2006/wordml" xmlns:wps="http://schemas.microsoft.com/office/word/2010/wordprocessingShape" mc:Ignorable="w14 w15 w16se w16cid w16 w16cex w16sdtdh w16sdtfl w16du wp14">
   <w:body>
     <w:p>
       <w:pPr>
@@ -22,7 +22,7 @@
         <w:tab/>
       </w:r>
       <w:r>
-        <w:t>TỔNG CỤC THUẾ</w:t>
+        <w:t>CỤC THUẾ</w:t>
       </w:r>
       <w:r>
         <w:rPr>
@@ -216,19 +216,25 @@
         <w:rPr>
           <w:b/>
         </w:rPr>
+        <w:t>CHI</w:t>
+      </w:r>
+      <w:r>
+        <w:rPr>
+          <w:b/>
+        </w:rPr>
         <w:t>CỤC THUẾ</w:t>
       </w:r>
       <w:r>
         <w:rPr>
           <w:b/>
         </w:rPr>
-        <w:t xml:space="preserve"> TỈNH</w:t>
-      </w:r>
-      <w:r>
-        <w:rPr>
-          <w:b/>
-        </w:rPr>
-        <w:t xml:space="preserve"> QUẢNG TRỊ</w:t>
+        <w:t xml:space="preserve"> </w:t>
+      </w:r>
+      <w:r>
+        <w:rPr>
+          <w:b/>
+        </w:rPr>
+        <w:t>KHU VỰC XI</w:t>
       </w:r>
       <w:r>
         <w:rPr>
@@ -584,7 +590,35 @@
           <w:sz w:val="28"/>
           <w:szCs w:val="28"/>
         </w:rPr>
-        <w:t>của Cục Thuế tỉnh Quảng Trị về việc giám sát hoạt động của Đoàn ki</w:t>
+        <w:t>của C</w:t>
+      </w:r>
+      <w:r>
+        <w:rPr>
+          <w:sz w:val="28"/>
+          <w:szCs w:val="28"/>
+        </w:rPr>
+        <w:t>hi c</w:t>
+      </w:r>
+      <w:r>
+        <w:rPr>
+          <w:sz w:val="28"/>
+          <w:szCs w:val="28"/>
+        </w:rPr>
+        <w:t xml:space="preserve">ục Thuế </w:t>
+      </w:r>
+      <w:r>
+        <w:rPr>
+          <w:sz w:val="28"/>
+          <w:szCs w:val="28"/>
+        </w:rPr>
+        <w:t>khu vực XI</w:t>
+      </w:r>
+      <w:r>
+        <w:rPr>
+          <w:sz w:val="28"/>
+          <w:szCs w:val="28"/>
+        </w:rPr>
+        <w:t xml:space="preserve"> về việc giám sát hoạt động của Đoàn ki</w:t>
       </w:r>
       <w:r>
         <w:rPr>
@@ -725,140 +759,7 @@
           <w:sz w:val="28"/>
           <w:szCs w:val="28"/>
         </w:rPr>
-        <w:t xml:space="preserve">- Mục đích: </w:t>
-      </w:r>
-      <w:r>
-        <w:rPr>
-          <w:sz w:val="28"/>
-          <w:szCs w:val="28"/>
-        </w:rPr>
-        <w:t xml:space="preserve">Giám sát hoạt động của </w:t>
-      </w:r>
-      <w:r>
-        <w:rPr>
-          <w:sz w:val="28"/>
-          <w:szCs w:val="28"/>
-        </w:rPr>
-        <w:t xml:space="preserve">Đoàn kiểm tra </w:t>
-      </w:r>
-      <w:r>
-        <w:rPr>
-          <w:sz w:val="28"/>
-          <w:szCs w:val="28"/>
-        </w:rPr>
-        <w:t>sau hoàn</w:t>
-      </w:r>
-      <w:r>
-        <w:rPr>
-          <w:sz w:val="28"/>
-          <w:szCs w:val="28"/>
-        </w:rPr>
-        <w:t xml:space="preserve"> thuế GTGT</w:t>
-      </w:r>
-      <w:r>
-        <w:rPr>
-          <w:sz w:val="28"/>
-          <w:szCs w:val="28"/>
-        </w:rPr>
-        <w:t xml:space="preserve"> </w:t>
-      </w:r>
-      <w:r>
-        <w:rPr>
-          <w:sz w:val="28"/>
-          <w:szCs w:val="28"/>
-        </w:rPr>
-        <w:t xml:space="preserve">nhằm theo dõi, nắm bắt việc chấp hành pháp luật, tuân thủ Luật quản lý thuế, Quy trình </w:t>
-      </w:r>
-      <w:r>
-        <w:rPr>
-          <w:sz w:val="28"/>
-          <w:szCs w:val="28"/>
-        </w:rPr>
-        <w:t xml:space="preserve">kiểm </w:t>
-      </w:r>
-      <w:r>
-        <w:rPr>
-          <w:sz w:val="28"/>
-          <w:szCs w:val="28"/>
-        </w:rPr>
-        <w:t>tra thuế</w:t>
-      </w:r>
-      <w:r>
-        <w:rPr>
-          <w:sz w:val="28"/>
-          <w:szCs w:val="28"/>
-        </w:rPr>
-        <w:t xml:space="preserve">, tuân thủ chuẩn mực đạo đức, quy tắc ứng xử của công chức thuế và ý thức kỷ luật của Trưởng đoàn, thành viên </w:t>
-      </w:r>
-      <w:r>
-        <w:rPr>
-          <w:sz w:val="28"/>
-          <w:szCs w:val="28"/>
-        </w:rPr>
-        <w:t xml:space="preserve">Đoàn kiểm tra </w:t>
-      </w:r>
-      <w:r>
-        <w:rPr>
-          <w:sz w:val="28"/>
-          <w:szCs w:val="28"/>
-        </w:rPr>
-        <w:t>sau hoàn</w:t>
-      </w:r>
-      <w:r>
-        <w:rPr>
-          <w:sz w:val="28"/>
-          <w:szCs w:val="28"/>
-        </w:rPr>
-        <w:t xml:space="preserve"> thuế GTGT</w:t>
-      </w:r>
-      <w:r>
-        <w:rPr>
-          <w:sz w:val="28"/>
-          <w:szCs w:val="28"/>
-        </w:rPr>
-        <w:t xml:space="preserve">; tình hình thực hiện nhiệm vụ và triển khai hoạt động </w:t>
-      </w:r>
-      <w:r>
-        <w:rPr>
-          <w:sz w:val="28"/>
-          <w:szCs w:val="28"/>
-        </w:rPr>
-        <w:t xml:space="preserve">kiểm </w:t>
-      </w:r>
-      <w:r>
-        <w:rPr>
-          <w:sz w:val="28"/>
-          <w:szCs w:val="28"/>
-        </w:rPr>
-        <w:t>tra thuế</w:t>
-      </w:r>
-      <w:r>
-        <w:rPr>
-          <w:sz w:val="28"/>
-          <w:szCs w:val="28"/>
-        </w:rPr>
-        <w:t xml:space="preserve"> để kịp thời có biện pháp chấn chỉnh, xử lý nhằm đảm bảo thực hiện đúng mục đích, yêu cầu, nội dung theo kế hoạch </w:t>
-      </w:r>
-      <w:r>
-        <w:rPr>
-          <w:sz w:val="28"/>
-          <w:szCs w:val="28"/>
-        </w:rPr>
-        <w:t>kiểm tra</w:t>
-      </w:r>
-      <w:r>
-        <w:rPr>
-          <w:sz w:val="28"/>
-          <w:szCs w:val="28"/>
-        </w:rPr>
-        <w:t xml:space="preserve"> </w:t>
-      </w:r>
-      <w:r>
-        <w:rPr>
-          <w:sz w:val="28"/>
-          <w:szCs w:val="28"/>
-        </w:rPr>
-        <w:t>đã được phê duyệt.</w:t>
+        <w:t>- Mục đích: Giám sát hoạt động của đoàn kiểm tra nhằm theo dõi, nắm bắt việc chấp hành pháp luật, tuân thủ Luật quản lý thuế, Quy trình kiểm tra thuế, tuân thủ chuẩn mực đạo đức, quy tắc ứng xử của công chức thuế và ý thức kỷ luật của trưởng đoàn, thành viên đoàn kiểm tra thuế; tình hình thực hiện nhiệm vụ và triển khai hoạt động kiểm tra thuế để kịp thời có biện pháp chấn chỉnh, xử lý nhằm đảm bảo thực hiện đúng mục đích, yêu cầu, nội dung theo kế hoạch kiểm tra đã được phê duyệt.</w:t>
       </w:r>
     </w:p>
     <w:p>
@@ -876,49 +777,7 @@
           <w:sz w:val="28"/>
           <w:szCs w:val="28"/>
         </w:rPr>
-        <w:t xml:space="preserve">- Yêu cầu: </w:t>
-      </w:r>
-      <w:r>
-        <w:rPr>
-          <w:sz w:val="28"/>
-          <w:szCs w:val="28"/>
-        </w:rPr>
-        <w:t>V</w:t>
-      </w:r>
-      <w:r>
-        <w:rPr>
-          <w:sz w:val="28"/>
-          <w:szCs w:val="28"/>
-        </w:rPr>
-        <w:t xml:space="preserve">iệc giám sát phải được thực hiện thường xuyên, liên tục trong quá trình hoạt động của </w:t>
-      </w:r>
-      <w:r>
-        <w:rPr>
-          <w:sz w:val="28"/>
-          <w:szCs w:val="28"/>
-        </w:rPr>
-        <w:t xml:space="preserve">Đoàn kiểm tra </w:t>
-      </w:r>
-      <w:r>
-        <w:rPr>
-          <w:sz w:val="28"/>
-          <w:szCs w:val="28"/>
-        </w:rPr>
-        <w:t>sau hoàn</w:t>
-      </w:r>
-      <w:r>
-        <w:rPr>
-          <w:sz w:val="28"/>
-          <w:szCs w:val="28"/>
-        </w:rPr>
-        <w:t xml:space="preserve"> thuế GTGT</w:t>
-      </w:r>
-      <w:r>
-        <w:rPr>
-          <w:sz w:val="28"/>
-          <w:szCs w:val="28"/>
-        </w:rPr>
-        <w:t xml:space="preserve"> tại trụ sở NNT và đảm bảo tính khách quan, kịp thời, đầy đủ, chính xác.</w:t>
+        <w:t>- Yêu cầu: việc giám sát phải được thực hiện thường xuyên, liên tục trong quá trình hoạt động của đoàn kiểm tra thuế tại trụ sở NNT và đảm bảo tính khách quan, kịp thời, đầy đủ, chính xác.</w:t>
       </w:r>
     </w:p>
     <w:p>
@@ -957,126 +816,7 @@
           <w:sz w:val="28"/>
           <w:szCs w:val="28"/>
         </w:rPr>
-        <w:t xml:space="preserve">Thực hiện theo quy định tại Điều 8 của </w:t>
-      </w:r>
-      <w:r>
-        <w:rPr>
-          <w:sz w:val="28"/>
-          <w:szCs w:val="28"/>
-        </w:rPr>
-        <w:t>Q</w:t>
-      </w:r>
-      <w:r>
-        <w:rPr>
-          <w:sz w:val="28"/>
-          <w:szCs w:val="28"/>
-        </w:rPr>
-        <w:t xml:space="preserve">uy chế giám sát hoạt động của </w:t>
-      </w:r>
-      <w:r>
-        <w:rPr>
-          <w:sz w:val="28"/>
-          <w:szCs w:val="28"/>
-        </w:rPr>
-        <w:t>Đ</w:t>
-      </w:r>
-      <w:r>
-        <w:rPr>
-          <w:sz w:val="28"/>
-          <w:szCs w:val="28"/>
-        </w:rPr>
-        <w:t xml:space="preserve">oàn </w:t>
-      </w:r>
-      <w:r>
-        <w:rPr>
-          <w:sz w:val="28"/>
-          <w:szCs w:val="28"/>
-        </w:rPr>
-        <w:t>ki</w:t>
-      </w:r>
-      <w:r>
-        <w:rPr>
-          <w:sz w:val="28"/>
-          <w:szCs w:val="28"/>
-        </w:rPr>
-        <w:t>ể</w:t>
-      </w:r>
-      <w:r>
-        <w:rPr>
-          <w:sz w:val="28"/>
-          <w:szCs w:val="28"/>
-        </w:rPr>
-        <w:t>m</w:t>
-      </w:r>
-      <w:r>
-        <w:rPr>
-          <w:sz w:val="28"/>
-          <w:szCs w:val="28"/>
-        </w:rPr>
-        <w:t xml:space="preserve"> tra</w:t>
-      </w:r>
-      <w:r>
-        <w:rPr>
-          <w:sz w:val="28"/>
-          <w:szCs w:val="28"/>
-        </w:rPr>
-        <w:t xml:space="preserve"> </w:t>
-      </w:r>
-      <w:r>
-        <w:rPr>
-          <w:sz w:val="28"/>
-          <w:szCs w:val="28"/>
-        </w:rPr>
-        <w:t>sau hoàn</w:t>
-      </w:r>
-      <w:r>
-        <w:rPr>
-          <w:sz w:val="28"/>
-          <w:szCs w:val="28"/>
-        </w:rPr>
-        <w:t xml:space="preserve"> thuế</w:t>
-      </w:r>
-      <w:r>
-        <w:rPr>
-          <w:sz w:val="28"/>
-          <w:szCs w:val="28"/>
-        </w:rPr>
-        <w:t xml:space="preserve"> GTGT</w:t>
-      </w:r>
-      <w:r>
-        <w:rPr>
-          <w:sz w:val="28"/>
-          <w:szCs w:val="28"/>
-        </w:rPr>
-        <w:t xml:space="preserve"> (kèm theo Quyết định số </w:t>
-      </w:r>
-      <w:r>
-        <w:rPr>
-          <w:sz w:val="28"/>
-          <w:szCs w:val="28"/>
-        </w:rPr>
-        <w:t>1614</w:t>
-      </w:r>
-      <w:r>
-        <w:rPr>
-          <w:sz w:val="28"/>
-          <w:szCs w:val="28"/>
-        </w:rPr>
-        <w:t xml:space="preserve">/QĐ-TCT ngày </w:t>
-      </w:r>
-      <w:r>
-        <w:rPr>
-          <w:sz w:val="28"/>
-          <w:szCs w:val="28"/>
-        </w:rPr>
-        <w:t>13/10/2020</w:t>
-      </w:r>
-      <w:r>
-        <w:rPr>
-          <w:sz w:val="28"/>
-          <w:szCs w:val="28"/>
-        </w:rPr>
-        <w:t xml:space="preserve"> của Tổng cục trưởng Tổng cục Thuế), cụ thể:</w:t>
+        <w:t>Thực hiện theo quy định tại Điều 8 của quy chế giám sát hoạt động của đoàn kiểm tra (kèm theo Quyết định số 1614/QĐ-TCT ngày 13/10/2020 của Tổng cục Thuế), cụ thể:</w:t>
       </w:r>
     </w:p>
     <w:p>
@@ -1095,35 +835,7 @@
           <w:sz w:val="28"/>
           <w:szCs w:val="28"/>
         </w:rPr>
-        <w:t xml:space="preserve">1. Giám sát việc chấp hành pháp luật của Trưởng đoàn, thành viên Đoàn </w:t>
-      </w:r>
-      <w:r>
-        <w:rPr>
-          <w:sz w:val="28"/>
-          <w:szCs w:val="28"/>
-        </w:rPr>
-        <w:t>ki</w:t>
-      </w:r>
-      <w:r>
-        <w:rPr>
-          <w:sz w:val="28"/>
-          <w:szCs w:val="28"/>
-        </w:rPr>
-        <w:t>ể</w:t>
-      </w:r>
-      <w:r>
-        <w:rPr>
-          <w:sz w:val="28"/>
-          <w:szCs w:val="28"/>
-        </w:rPr>
-        <w:t>m</w:t>
-      </w:r>
-      <w:r>
-        <w:rPr>
-          <w:sz w:val="28"/>
-          <w:szCs w:val="28"/>
-        </w:rPr>
-        <w:t xml:space="preserve"> tra bao gồm các nội dung sau:</w:t>
+        <w:t>1. Giám sát việc chấp hành pháp luật của trưởng đoàn, thành viên đoàn kiểm tra bao gồm các nội dung sau:</w:t>
       </w:r>
     </w:p>
     <w:p>
@@ -1142,161 +854,7 @@
           <w:sz w:val="28"/>
           <w:szCs w:val="28"/>
         </w:rPr>
-        <w:t>-</w:t>
-      </w:r>
-      <w:r>
-        <w:rPr>
-          <w:sz w:val="28"/>
-          <w:szCs w:val="28"/>
-        </w:rPr>
-        <w:t xml:space="preserve"> Việc thực hiện các quy định của pháp luật về trình tự, thủ tục, thời hạn tiến hành một cuộc </w:t>
-      </w:r>
-      <w:r>
-        <w:rPr>
-          <w:sz w:val="28"/>
-          <w:szCs w:val="28"/>
-        </w:rPr>
-        <w:t>thanh tra, ki</w:t>
-      </w:r>
-      <w:r>
-        <w:rPr>
-          <w:sz w:val="28"/>
-          <w:szCs w:val="28"/>
-        </w:rPr>
-        <w:t>ể</w:t>
-      </w:r>
-      <w:r>
-        <w:rPr>
-          <w:sz w:val="28"/>
-          <w:szCs w:val="28"/>
-        </w:rPr>
-        <w:t>m</w:t>
-      </w:r>
-      <w:r>
-        <w:rPr>
-          <w:sz w:val="28"/>
-          <w:szCs w:val="28"/>
-        </w:rPr>
-        <w:t xml:space="preserve"> tra</w:t>
-      </w:r>
-      <w:r>
-        <w:rPr>
-          <w:sz w:val="28"/>
-          <w:szCs w:val="28"/>
-        </w:rPr>
-        <w:t xml:space="preserve"> </w:t>
-      </w:r>
-      <w:r>
-        <w:rPr>
-          <w:sz w:val="28"/>
-          <w:szCs w:val="28"/>
-        </w:rPr>
-        <w:t>thu</w:t>
-      </w:r>
-      <w:r>
-        <w:rPr>
-          <w:sz w:val="28"/>
-          <w:szCs w:val="28"/>
-        </w:rPr>
-        <w:t>ế</w:t>
-      </w:r>
-      <w:r>
-        <w:rPr>
-          <w:sz w:val="28"/>
-          <w:szCs w:val="28"/>
-        </w:rPr>
-        <w:t xml:space="preserve"> theo quy </w:t>
-      </w:r>
-      <w:r>
-        <w:rPr>
-          <w:sz w:val="28"/>
-          <w:szCs w:val="28"/>
-        </w:rPr>
-        <w:t>địn</w:t>
-      </w:r>
-      <w:r>
-        <w:rPr>
-          <w:sz w:val="28"/>
-          <w:szCs w:val="28"/>
-        </w:rPr>
-        <w:t>h thanh tra, ki</w:t>
-      </w:r>
-      <w:r>
-        <w:rPr>
-          <w:sz w:val="28"/>
-          <w:szCs w:val="28"/>
-        </w:rPr>
-        <w:t>ểm</w:t>
-      </w:r>
-      <w:r>
-        <w:rPr>
-          <w:sz w:val="28"/>
-          <w:szCs w:val="28"/>
-        </w:rPr>
-        <w:t xml:space="preserve"> tra thu</w:t>
-      </w:r>
-      <w:r>
-        <w:rPr>
-          <w:sz w:val="28"/>
-          <w:szCs w:val="28"/>
-        </w:rPr>
-        <w:t>ế</w:t>
-      </w:r>
-      <w:r>
-        <w:rPr>
-          <w:sz w:val="28"/>
-          <w:szCs w:val="28"/>
-        </w:rPr>
-        <w:t xml:space="preserve"> bao gồm: việc thu thập, tổng hợp, đánh giá thông tin; thực hiện chế độ thông tin, báo cáo; ghi nhật ký Đoàn </w:t>
-      </w:r>
-      <w:r>
-        <w:rPr>
-          <w:sz w:val="28"/>
-          <w:szCs w:val="28"/>
-        </w:rPr>
-        <w:t>thanh tra, ki</w:t>
-      </w:r>
-      <w:r>
-        <w:rPr>
-          <w:sz w:val="28"/>
-          <w:szCs w:val="28"/>
-        </w:rPr>
-        <w:t>ể</w:t>
-      </w:r>
-      <w:r>
-        <w:rPr>
-          <w:sz w:val="28"/>
-          <w:szCs w:val="28"/>
-        </w:rPr>
-        <w:t>m</w:t>
-      </w:r>
-      <w:r>
-        <w:rPr>
-          <w:sz w:val="28"/>
-          <w:szCs w:val="28"/>
-        </w:rPr>
-        <w:t xml:space="preserve"> tra</w:t>
-      </w:r>
-      <w:r>
-        <w:rPr>
-          <w:sz w:val="28"/>
-          <w:szCs w:val="28"/>
-        </w:rPr>
-        <w:t xml:space="preserve"> thu</w:t>
-      </w:r>
-      <w:r>
-        <w:rPr>
-          <w:sz w:val="28"/>
-          <w:szCs w:val="28"/>
-        </w:rPr>
-        <w:t>ế</w:t>
-      </w:r>
-      <w:r>
-        <w:rPr>
-          <w:sz w:val="28"/>
-          <w:szCs w:val="28"/>
-        </w:rPr>
-        <w:t>;</w:t>
+        <w:t>- Việc thực hiện các quy định của pháp luật về trình tự, thủ tục, thời hạn tiến hành một cuộc thanh tra, kiểm tra thuế theo quy định thanh tra, kiểm tra thuế bao gồm: việc thu thập, tổng hợp, đánh giá thông tin; thực hiện chế độ thông tin, báo cáo; ghi nhật ký đoàn thanh tra, kiểm tra thuế;</w:t>
       </w:r>
     </w:p>
     <w:p>
@@ -1315,203 +873,7 @@
           <w:sz w:val="28"/>
           <w:szCs w:val="28"/>
         </w:rPr>
-        <w:t>-</w:t>
-      </w:r>
-      <w:r>
-        <w:rPr>
-          <w:sz w:val="28"/>
-          <w:szCs w:val="28"/>
-        </w:rPr>
-        <w:t xml:space="preserve"> Việc thực hiện các quyền trong hoạt động </w:t>
-      </w:r>
-      <w:r>
-        <w:rPr>
-          <w:sz w:val="28"/>
-          <w:szCs w:val="28"/>
-        </w:rPr>
-        <w:t>thanh tra, ki</w:t>
-      </w:r>
-      <w:r>
-        <w:rPr>
-          <w:sz w:val="28"/>
-          <w:szCs w:val="28"/>
-        </w:rPr>
-        <w:t>ể</w:t>
-      </w:r>
-      <w:r>
-        <w:rPr>
-          <w:sz w:val="28"/>
-          <w:szCs w:val="28"/>
-        </w:rPr>
-        <w:t>m</w:t>
-      </w:r>
-      <w:r>
-        <w:rPr>
-          <w:sz w:val="28"/>
-          <w:szCs w:val="28"/>
-        </w:rPr>
-        <w:t xml:space="preserve"> tra</w:t>
-      </w:r>
-      <w:r>
-        <w:rPr>
-          <w:sz w:val="28"/>
-          <w:szCs w:val="28"/>
-        </w:rPr>
-        <w:t xml:space="preserve"> thu</w:t>
-      </w:r>
-      <w:r>
-        <w:rPr>
-          <w:sz w:val="28"/>
-          <w:szCs w:val="28"/>
-        </w:rPr>
-        <w:t>ế</w:t>
-      </w:r>
-      <w:r>
-        <w:rPr>
-          <w:sz w:val="28"/>
-          <w:szCs w:val="28"/>
-        </w:rPr>
-        <w:t xml:space="preserve"> đ</w:t>
-      </w:r>
-      <w:r>
-        <w:rPr>
-          <w:sz w:val="28"/>
-          <w:szCs w:val="28"/>
-        </w:rPr>
-        <w:t>ối</w:t>
-      </w:r>
-      <w:r>
-        <w:rPr>
-          <w:sz w:val="28"/>
-          <w:szCs w:val="28"/>
-        </w:rPr>
-        <w:t xml:space="preserve"> v</w:t>
-      </w:r>
-      <w:r>
-        <w:rPr>
-          <w:sz w:val="28"/>
-          <w:szCs w:val="28"/>
-        </w:rPr>
-        <w:t>ới</w:t>
-      </w:r>
-      <w:r>
-        <w:rPr>
-          <w:sz w:val="28"/>
-          <w:szCs w:val="28"/>
-        </w:rPr>
-        <w:t xml:space="preserve"> ngư</w:t>
-      </w:r>
-      <w:r>
-        <w:rPr>
-          <w:sz w:val="28"/>
-          <w:szCs w:val="28"/>
-        </w:rPr>
-        <w:t>ời</w:t>
-      </w:r>
-      <w:r>
-        <w:rPr>
-          <w:sz w:val="28"/>
-          <w:szCs w:val="28"/>
-        </w:rPr>
-        <w:t xml:space="preserve"> đư</w:t>
-      </w:r>
-      <w:r>
-        <w:rPr>
-          <w:sz w:val="28"/>
-          <w:szCs w:val="28"/>
-        </w:rPr>
-        <w:t>ợc</w:t>
-      </w:r>
-      <w:r>
-        <w:rPr>
-          <w:sz w:val="28"/>
-          <w:szCs w:val="28"/>
-        </w:rPr>
-        <w:t xml:space="preserve"> gi</w:t>
-      </w:r>
-      <w:r>
-        <w:rPr>
-          <w:sz w:val="28"/>
-          <w:szCs w:val="28"/>
-        </w:rPr>
-        <w:t>ám</w:t>
-      </w:r>
-      <w:r>
-        <w:rPr>
-          <w:sz w:val="28"/>
-          <w:szCs w:val="28"/>
-        </w:rPr>
-        <w:t xml:space="preserve"> s</w:t>
-      </w:r>
-      <w:r>
-        <w:rPr>
-          <w:sz w:val="28"/>
-          <w:szCs w:val="28"/>
-        </w:rPr>
-        <w:t>át</w:t>
-      </w:r>
-      <w:r>
-        <w:rPr>
-          <w:sz w:val="28"/>
-          <w:szCs w:val="28"/>
-        </w:rPr>
-        <w:t xml:space="preserve">, bao gồm: căn cứ, thẩm quyền, trình tự, thủ tục và kết quả thực hiện; việc xử lý ý kiến của đối tượng </w:t>
-      </w:r>
-      <w:r>
-        <w:rPr>
-          <w:sz w:val="28"/>
-          <w:szCs w:val="28"/>
-        </w:rPr>
-        <w:t>thanh tra, ki</w:t>
-      </w:r>
-      <w:r>
-        <w:rPr>
-          <w:sz w:val="28"/>
-          <w:szCs w:val="28"/>
-        </w:rPr>
-        <w:t>ể</w:t>
-      </w:r>
-      <w:r>
-        <w:rPr>
-          <w:sz w:val="28"/>
-          <w:szCs w:val="28"/>
-        </w:rPr>
-        <w:t>m</w:t>
-      </w:r>
-      <w:r>
-        <w:rPr>
-          <w:sz w:val="28"/>
-          <w:szCs w:val="28"/>
-        </w:rPr>
-        <w:t xml:space="preserve"> tra và các cơ quan, tổ chức, cá nhân có liên quan đến việc thực hiện các quyền trong hoạt động thanh tra</w:t>
-      </w:r>
-      <w:r>
-        <w:rPr>
-          <w:sz w:val="28"/>
-          <w:szCs w:val="28"/>
-        </w:rPr>
-        <w:t>,ki</w:t>
-      </w:r>
-      <w:r>
-        <w:rPr>
-          <w:sz w:val="28"/>
-          <w:szCs w:val="28"/>
-        </w:rPr>
-        <w:t>ểm</w:t>
-      </w:r>
-      <w:r>
-        <w:rPr>
-          <w:sz w:val="28"/>
-          <w:szCs w:val="28"/>
-        </w:rPr>
-        <w:t xml:space="preserve"> tra</w:t>
-      </w:r>
-      <w:r>
-        <w:rPr>
-          <w:sz w:val="28"/>
-          <w:szCs w:val="28"/>
-        </w:rPr>
-        <w:t>;</w:t>
+        <w:t>- Việc thực hiện các quyền trong hoạt động thanh tra, kiểm tra thuế đối với người được giám sát, bao gồm: căn cứ, thẩm quyền, trình tự, thủ tục và kết quả thực hiện; việc xử lý ý kiến của đối tượng thanh tra, kiểm tra và các cơ quan, tổ chức, cá nhân có liên quan đến việc thực hiện các quyền trong hoạt động thanh tra, kiểm tra;</w:t>
       </w:r>
     </w:p>
     <w:p>
@@ -1530,175 +892,7 @@
           <w:sz w:val="28"/>
           <w:szCs w:val="28"/>
         </w:rPr>
-        <w:t>-</w:t>
-      </w:r>
-      <w:r>
-        <w:rPr>
-          <w:sz w:val="28"/>
-          <w:szCs w:val="28"/>
-        </w:rPr>
-        <w:t xml:space="preserve"> Việc thực hiện các quy định của pháp luật đối với Trưởng đoàn thanh tra</w:t>
-      </w:r>
-      <w:r>
-        <w:rPr>
-          <w:sz w:val="28"/>
-          <w:szCs w:val="28"/>
-        </w:rPr>
-        <w:t>, ki</w:t>
-      </w:r>
-      <w:r>
-        <w:rPr>
-          <w:sz w:val="28"/>
-          <w:szCs w:val="28"/>
-        </w:rPr>
-        <w:t>ểm</w:t>
-      </w:r>
-      <w:r>
-        <w:rPr>
-          <w:sz w:val="28"/>
-          <w:szCs w:val="28"/>
-        </w:rPr>
-        <w:t xml:space="preserve"> tra</w:t>
-      </w:r>
-      <w:r>
-        <w:rPr>
-          <w:sz w:val="28"/>
-          <w:szCs w:val="28"/>
-        </w:rPr>
-        <w:t>, các thành viên Đoàn thanh tra</w:t>
-      </w:r>
-      <w:r>
-        <w:rPr>
-          <w:sz w:val="28"/>
-          <w:szCs w:val="28"/>
-        </w:rPr>
-        <w:t>, ki</w:t>
-      </w:r>
-      <w:r>
-        <w:rPr>
-          <w:sz w:val="28"/>
-          <w:szCs w:val="28"/>
-        </w:rPr>
-        <w:t>ểm</w:t>
-      </w:r>
-      <w:r>
-        <w:rPr>
-          <w:sz w:val="28"/>
-          <w:szCs w:val="28"/>
-        </w:rPr>
-        <w:t xml:space="preserve"> tra</w:t>
-      </w:r>
-      <w:r>
-        <w:rPr>
-          <w:sz w:val="28"/>
-          <w:szCs w:val="28"/>
-        </w:rPr>
-        <w:t>, bao gồm: quy định về những điều cấm trong hoạt động thanh tra</w:t>
-      </w:r>
-      <w:r>
-        <w:rPr>
-          <w:sz w:val="28"/>
-          <w:szCs w:val="28"/>
-        </w:rPr>
-        <w:t>, ki</w:t>
-      </w:r>
-      <w:r>
-        <w:rPr>
-          <w:sz w:val="28"/>
-          <w:szCs w:val="28"/>
-        </w:rPr>
-        <w:t>ểm</w:t>
-      </w:r>
-      <w:r>
-        <w:rPr>
-          <w:sz w:val="28"/>
-          <w:szCs w:val="28"/>
-        </w:rPr>
-        <w:t xml:space="preserve"> tra thu</w:t>
-      </w:r>
-      <w:r>
-        <w:rPr>
-          <w:sz w:val="28"/>
-          <w:szCs w:val="28"/>
-        </w:rPr>
-        <w:t>ế</w:t>
-      </w:r>
-      <w:r>
-        <w:rPr>
-          <w:sz w:val="28"/>
-          <w:szCs w:val="28"/>
-        </w:rPr>
-        <w:t>; quy tắc ứng xử của cán bộ thanh tra</w:t>
-      </w:r>
-      <w:r>
-        <w:rPr>
-          <w:sz w:val="28"/>
-          <w:szCs w:val="28"/>
-        </w:rPr>
-        <w:t>, ki</w:t>
-      </w:r>
-      <w:r>
-        <w:rPr>
-          <w:sz w:val="28"/>
-          <w:szCs w:val="28"/>
-        </w:rPr>
-        <w:t>ểm</w:t>
-      </w:r>
-      <w:r>
-        <w:rPr>
-          <w:sz w:val="28"/>
-          <w:szCs w:val="28"/>
-        </w:rPr>
-        <w:t xml:space="preserve"> tra thu</w:t>
-      </w:r>
-      <w:r>
-        <w:rPr>
-          <w:sz w:val="28"/>
-          <w:szCs w:val="28"/>
-        </w:rPr>
-        <w:t>ế</w:t>
-      </w:r>
-      <w:r>
-        <w:rPr>
-          <w:sz w:val="28"/>
-          <w:szCs w:val="28"/>
-        </w:rPr>
-        <w:t>; ý thức chấp hành kỷ luật thanh tra</w:t>
-      </w:r>
-      <w:r>
-        <w:rPr>
-          <w:sz w:val="28"/>
-          <w:szCs w:val="28"/>
-        </w:rPr>
-        <w:t>, ki</w:t>
-      </w:r>
-      <w:r>
-        <w:rPr>
-          <w:sz w:val="28"/>
-          <w:szCs w:val="28"/>
-        </w:rPr>
-        <w:t>ểm</w:t>
-      </w:r>
-      <w:r>
-        <w:rPr>
-          <w:sz w:val="28"/>
-          <w:szCs w:val="28"/>
-        </w:rPr>
-        <w:t xml:space="preserve"> tra thu</w:t>
-      </w:r>
-      <w:r>
-        <w:rPr>
-          <w:sz w:val="28"/>
-          <w:szCs w:val="28"/>
-        </w:rPr>
-        <w:t>ế</w:t>
-      </w:r>
-      <w:r>
-        <w:rPr>
-          <w:sz w:val="28"/>
-          <w:szCs w:val="28"/>
-        </w:rPr>
-        <w:t xml:space="preserve"> và các quy định khác có liên quan.</w:t>
+        <w:t>- Việc thực hiện các quy định của pháp luật đối với trưởng đoàn, thành viên đoàn thanh tra, kiểm tra, bao gồm: quy định về những điều cấm trong hoạt động thanh tra, kiểm tra thuế; quy tắc ứng xử của cán bộ thanh tra, kiểm tra thuế; ý thức chấp hành kỷ luật thanh tra, kiểm tra thuế và các quy định khác có liên quan.</w:t>
       </w:r>
     </w:p>
     <w:p>
@@ -1717,78 +911,7 @@
           <w:sz w:val="28"/>
           <w:szCs w:val="28"/>
         </w:rPr>
-        <w:lastRenderedPageBreak/>
-        <w:t>2. Giám sát việc thực hiện nhiệm vụ và triển khai hoạt động thanh tra</w:t>
-      </w:r>
-      <w:r>
-        <w:rPr>
-          <w:sz w:val="28"/>
-          <w:szCs w:val="28"/>
-        </w:rPr>
-        <w:t>, ki</w:t>
-      </w:r>
-      <w:r>
-        <w:rPr>
-          <w:sz w:val="28"/>
-          <w:szCs w:val="28"/>
-        </w:rPr>
-        <w:t>ểm</w:t>
-      </w:r>
-      <w:r>
-        <w:rPr>
-          <w:sz w:val="28"/>
-          <w:szCs w:val="28"/>
-        </w:rPr>
-        <w:t xml:space="preserve"> tra thu</w:t>
-      </w:r>
-      <w:r>
-        <w:rPr>
-          <w:sz w:val="28"/>
-          <w:szCs w:val="28"/>
-        </w:rPr>
-        <w:t>ế</w:t>
-      </w:r>
-      <w:r>
-        <w:rPr>
-          <w:sz w:val="28"/>
-          <w:szCs w:val="28"/>
-        </w:rPr>
-        <w:t xml:space="preserve"> của Đoàn thanh tra</w:t>
-      </w:r>
-      <w:r>
-        <w:rPr>
-          <w:sz w:val="28"/>
-          <w:szCs w:val="28"/>
-        </w:rPr>
-        <w:t>, ki</w:t>
-      </w:r>
-      <w:r>
-        <w:rPr>
-          <w:sz w:val="28"/>
-          <w:szCs w:val="28"/>
-        </w:rPr>
-        <w:t>ểm</w:t>
-      </w:r>
-      <w:r>
-        <w:rPr>
-          <w:sz w:val="28"/>
-          <w:szCs w:val="28"/>
-        </w:rPr>
-        <w:t xml:space="preserve"> tra thu</w:t>
-      </w:r>
-      <w:r>
-        <w:rPr>
-          <w:sz w:val="28"/>
-          <w:szCs w:val="28"/>
-        </w:rPr>
-        <w:t>ế</w:t>
-      </w:r>
-      <w:r>
-        <w:rPr>
-          <w:sz w:val="28"/>
-          <w:szCs w:val="28"/>
-        </w:rPr>
-        <w:t xml:space="preserve"> bao gồm các nội dung sau:</w:t>
+        <w:t>2. Giám sát việc thực hiện nhiệm vụ và triển khai hoạt động thanh tra, kiểm tra thuế của đoàn thanh tra, kiểm tra thuế bao gồm các nội dung sau:</w:t>
       </w:r>
     </w:p>
     <w:p>
@@ -1807,98 +930,8 @@
           <w:sz w:val="28"/>
           <w:szCs w:val="28"/>
         </w:rPr>
-        <w:t>-</w:t>
-      </w:r>
-      <w:r>
-        <w:rPr>
-          <w:sz w:val="28"/>
-          <w:szCs w:val="28"/>
-        </w:rPr>
-        <w:t xml:space="preserve"> Tiến độ và kết quả đã đạt được so với yêu cầu theo quyết định thanh tra, </w:t>
-      </w:r>
-      <w:r>
-        <w:rPr>
-          <w:sz w:val="28"/>
-          <w:szCs w:val="28"/>
-        </w:rPr>
-        <w:t>ki</w:t>
-      </w:r>
-      <w:r>
-        <w:rPr>
-          <w:sz w:val="28"/>
-          <w:szCs w:val="28"/>
-        </w:rPr>
-        <w:t>ểm</w:t>
-      </w:r>
-      <w:r>
-        <w:rPr>
-          <w:sz w:val="28"/>
-          <w:szCs w:val="28"/>
-        </w:rPr>
-        <w:t xml:space="preserve"> tra thu</w:t>
-      </w:r>
-      <w:r>
-        <w:rPr>
-          <w:sz w:val="28"/>
-          <w:szCs w:val="28"/>
-        </w:rPr>
-        <w:t>ế</w:t>
-      </w:r>
-      <w:r>
-        <w:rPr>
-          <w:sz w:val="28"/>
-          <w:szCs w:val="28"/>
-        </w:rPr>
-        <w:t xml:space="preserve">; </w:t>
-      </w:r>
-      <w:r>
-        <w:rPr>
-          <w:sz w:val="28"/>
-          <w:szCs w:val="28"/>
-        </w:rPr>
-        <w:t>kế hoạch tiến hành thanh tra</w:t>
-      </w:r>
-      <w:r>
-        <w:rPr>
-          <w:sz w:val="28"/>
-          <w:szCs w:val="28"/>
-        </w:rPr>
-        <w:t>, n</w:t>
-      </w:r>
-      <w:r>
-        <w:rPr>
-          <w:sz w:val="28"/>
-          <w:szCs w:val="28"/>
-        </w:rPr>
-        <w:t>ội</w:t>
-      </w:r>
-      <w:r>
-        <w:rPr>
-          <w:sz w:val="28"/>
-          <w:szCs w:val="28"/>
-        </w:rPr>
-        <w:t xml:space="preserve"> dung ki</w:t>
-      </w:r>
-      <w:r>
-        <w:rPr>
-          <w:sz w:val="28"/>
-          <w:szCs w:val="28"/>
-        </w:rPr>
-        <w:t>ểm</w:t>
-      </w:r>
-      <w:r>
-        <w:rPr>
-          <w:sz w:val="28"/>
-          <w:szCs w:val="28"/>
-        </w:rPr>
-        <w:t xml:space="preserve"> tra</w:t>
-      </w:r>
-      <w:r>
-        <w:rPr>
-          <w:sz w:val="28"/>
-          <w:szCs w:val="28"/>
-        </w:rPr>
-        <w:t>;</w:t>
+        <w:lastRenderedPageBreak/>
+        <w:t>- Tiến độ và kết quả đã đạt được so với yêu cầu theo quyết định thanh tra, kiểm tra; kế hoạch tiến hành thanh tra, kiểm tra;</w:t>
       </w:r>
     </w:p>
     <w:p>
@@ -1917,91 +950,7 @@
           <w:sz w:val="28"/>
           <w:szCs w:val="28"/>
         </w:rPr>
-        <w:t>-</w:t>
-      </w:r>
-      <w:r>
-        <w:rPr>
-          <w:sz w:val="28"/>
-          <w:szCs w:val="28"/>
-        </w:rPr>
-        <w:t xml:space="preserve"> Khó khăn, vướng mắc phát sinh trong hoạt động thanh tra</w:t>
-      </w:r>
-      <w:r>
-        <w:rPr>
-          <w:sz w:val="28"/>
-          <w:szCs w:val="28"/>
-        </w:rPr>
-        <w:t>, ki</w:t>
-      </w:r>
-      <w:r>
-        <w:rPr>
-          <w:sz w:val="28"/>
-          <w:szCs w:val="28"/>
-        </w:rPr>
-        <w:t>ểm</w:t>
-      </w:r>
-      <w:r>
-        <w:rPr>
-          <w:sz w:val="28"/>
-          <w:szCs w:val="28"/>
-        </w:rPr>
-        <w:t xml:space="preserve"> tra thu</w:t>
-      </w:r>
-      <w:r>
-        <w:rPr>
-          <w:sz w:val="28"/>
-          <w:szCs w:val="28"/>
-        </w:rPr>
-        <w:t>ế</w:t>
-      </w:r>
-      <w:r>
-        <w:rPr>
-          <w:sz w:val="28"/>
-          <w:szCs w:val="28"/>
-        </w:rPr>
-        <w:t xml:space="preserve"> và tác động đối với việc hoàn thành kế hoạch tiến hành thanh tra</w:t>
-      </w:r>
-      <w:r>
-        <w:rPr>
-          <w:sz w:val="28"/>
-          <w:szCs w:val="28"/>
-        </w:rPr>
-        <w:t>, n</w:t>
-      </w:r>
-      <w:r>
-        <w:rPr>
-          <w:sz w:val="28"/>
-          <w:szCs w:val="28"/>
-        </w:rPr>
-        <w:t>ội</w:t>
-      </w:r>
-      <w:r>
-        <w:rPr>
-          <w:sz w:val="28"/>
-          <w:szCs w:val="28"/>
-        </w:rPr>
-        <w:t xml:space="preserve"> dung ki</w:t>
-      </w:r>
-      <w:r>
-        <w:rPr>
-          <w:sz w:val="28"/>
-          <w:szCs w:val="28"/>
-        </w:rPr>
-        <w:t>ểm</w:t>
-      </w:r>
-      <w:r>
-        <w:rPr>
-          <w:sz w:val="28"/>
-          <w:szCs w:val="28"/>
-        </w:rPr>
-        <w:t xml:space="preserve"> tra</w:t>
-      </w:r>
-      <w:r>
-        <w:rPr>
-          <w:sz w:val="28"/>
-          <w:szCs w:val="28"/>
-        </w:rPr>
-        <w:t>;</w:t>
+        <w:t>- Khó khăn, vướng mắc phát sinh trong hoạt động thanh tra, kiểm tra thuế và tác động đối với việc hoàn thành kế hoạch thanh tra, kiểm tra;</w:t>
       </w:r>
     </w:p>
     <w:p>
@@ -2017,131 +966,10 @@
       </w:pPr>
       <w:r>
         <w:rPr>
-          <w:rFonts w:ascii="Arial" w:hAnsi="Arial" w:cs="Arial"/>
-          <w:color w:val="000000"/>
-          <w:sz w:val="24"/>
-          <w:szCs w:val="24"/>
-        </w:rPr>
-        <w:t>-</w:t>
-      </w:r>
-      <w:r>
-        <w:rPr>
-          <w:sz w:val="28"/>
-          <w:szCs w:val="28"/>
-        </w:rPr>
-        <w:t xml:space="preserve"> Việc thực hiện nhiệm vụ, triển khai hoạt động thanh tra</w:t>
-      </w:r>
-      <w:r>
-        <w:rPr>
-          <w:sz w:val="28"/>
-          <w:szCs w:val="28"/>
-        </w:rPr>
-        <w:t>, ki</w:t>
-      </w:r>
-      <w:r>
-        <w:rPr>
-          <w:sz w:val="28"/>
-          <w:szCs w:val="28"/>
-        </w:rPr>
-        <w:t>ểm</w:t>
-      </w:r>
-      <w:r>
-        <w:rPr>
-          <w:sz w:val="28"/>
-          <w:szCs w:val="28"/>
-        </w:rPr>
-        <w:t xml:space="preserve"> tra thu</w:t>
-      </w:r>
-      <w:r>
-        <w:rPr>
-          <w:sz w:val="28"/>
-          <w:szCs w:val="28"/>
-        </w:rPr>
-        <w:t>ế</w:t>
-      </w:r>
-      <w:r>
-        <w:rPr>
-          <w:sz w:val="28"/>
-          <w:szCs w:val="28"/>
-        </w:rPr>
-        <w:t xml:space="preserve"> của Trưởng đoàn thanh tra</w:t>
-      </w:r>
-      <w:r>
-        <w:rPr>
-          <w:sz w:val="28"/>
-          <w:szCs w:val="28"/>
-        </w:rPr>
-        <w:t>, ki</w:t>
-      </w:r>
-      <w:r>
-        <w:rPr>
-          <w:sz w:val="28"/>
-          <w:szCs w:val="28"/>
-        </w:rPr>
-        <w:t>ểm</w:t>
-      </w:r>
-      <w:r>
-        <w:rPr>
-          <w:sz w:val="28"/>
-          <w:szCs w:val="28"/>
-        </w:rPr>
-        <w:t xml:space="preserve"> tra thu</w:t>
-      </w:r>
-      <w:r>
-        <w:rPr>
-          <w:sz w:val="28"/>
-          <w:szCs w:val="28"/>
-        </w:rPr>
-        <w:t>ế</w:t>
-      </w:r>
-      <w:r>
-        <w:rPr>
-          <w:sz w:val="28"/>
-          <w:szCs w:val="28"/>
-        </w:rPr>
-        <w:t>;</w:t>
-      </w:r>
-      <w:r>
-        <w:rPr>
-          <w:sz w:val="28"/>
-          <w:szCs w:val="28"/>
-        </w:rPr>
-        <w:t xml:space="preserve"> thành viên Đoàn thanh tra</w:t>
-      </w:r>
-      <w:r>
-        <w:rPr>
-          <w:sz w:val="28"/>
-          <w:szCs w:val="28"/>
-        </w:rPr>
-        <w:t>, ki</w:t>
-      </w:r>
-      <w:r>
-        <w:rPr>
-          <w:sz w:val="28"/>
-          <w:szCs w:val="28"/>
-        </w:rPr>
-        <w:t>ểm</w:t>
-      </w:r>
-      <w:r>
-        <w:rPr>
-          <w:sz w:val="28"/>
-          <w:szCs w:val="28"/>
-        </w:rPr>
-        <w:t xml:space="preserve"> tra thu</w:t>
-      </w:r>
-      <w:r>
-        <w:rPr>
-          <w:sz w:val="28"/>
-          <w:szCs w:val="28"/>
-        </w:rPr>
-        <w:t>ế</w:t>
-      </w:r>
-      <w:r>
-        <w:rPr>
-          <w:sz w:val="28"/>
-          <w:szCs w:val="28"/>
-        </w:rPr>
-        <w:t>;</w:t>
+          <w:sz w:val="28"/>
+          <w:szCs w:val="28"/>
+        </w:rPr>
+        <w:t>- Việc thực hiện nhiệm vụ, triển khai hoạt động của trưởng đoàn, thành viên đoàn thanh tra, kiểm tra thuế;</w:t>
       </w:r>
     </w:p>
     <w:p>
@@ -2160,119 +988,7 @@
           <w:sz w:val="28"/>
           <w:szCs w:val="28"/>
         </w:rPr>
-        <w:t>-</w:t>
-      </w:r>
-      <w:r>
-        <w:rPr>
-          <w:sz w:val="28"/>
-          <w:szCs w:val="28"/>
-        </w:rPr>
-        <w:t xml:space="preserve"> Việc xử lý ý kiến khác nhau giữa các thành viên Đoàn thanh tra</w:t>
-      </w:r>
-      <w:r>
-        <w:rPr>
-          <w:sz w:val="28"/>
-          <w:szCs w:val="28"/>
-        </w:rPr>
-        <w:t>, ki</w:t>
-      </w:r>
-      <w:r>
-        <w:rPr>
-          <w:sz w:val="28"/>
-          <w:szCs w:val="28"/>
-        </w:rPr>
-        <w:t>ểm</w:t>
-      </w:r>
-      <w:r>
-        <w:rPr>
-          <w:sz w:val="28"/>
-          <w:szCs w:val="28"/>
-        </w:rPr>
-        <w:t xml:space="preserve"> tra thu</w:t>
-      </w:r>
-      <w:r>
-        <w:rPr>
-          <w:sz w:val="28"/>
-          <w:szCs w:val="28"/>
-        </w:rPr>
-        <w:t>ế</w:t>
-      </w:r>
-      <w:r>
-        <w:rPr>
-          <w:sz w:val="28"/>
-          <w:szCs w:val="28"/>
-        </w:rPr>
-        <w:t xml:space="preserve"> và Trưởng đoàn </w:t>
-      </w:r>
-      <w:r>
-        <w:rPr>
-          <w:sz w:val="28"/>
-          <w:szCs w:val="28"/>
-        </w:rPr>
-        <w:t>thanh tra</w:t>
-      </w:r>
-      <w:r>
-        <w:rPr>
-          <w:sz w:val="28"/>
-          <w:szCs w:val="28"/>
-        </w:rPr>
-        <w:t>, ki</w:t>
-      </w:r>
-      <w:r>
-        <w:rPr>
-          <w:sz w:val="28"/>
-          <w:szCs w:val="28"/>
-        </w:rPr>
-        <w:t>ểm</w:t>
-      </w:r>
-      <w:r>
-        <w:rPr>
-          <w:sz w:val="28"/>
-          <w:szCs w:val="28"/>
-        </w:rPr>
-        <w:t xml:space="preserve"> tra thu</w:t>
-      </w:r>
-      <w:r>
-        <w:rPr>
-          <w:sz w:val="28"/>
-          <w:szCs w:val="28"/>
-        </w:rPr>
-        <w:t>ế</w:t>
-      </w:r>
-      <w:r>
-        <w:rPr>
-          <w:sz w:val="28"/>
-          <w:szCs w:val="28"/>
-        </w:rPr>
-        <w:t xml:space="preserve"> </w:t>
-      </w:r>
-      <w:r>
-        <w:rPr>
-          <w:sz w:val="28"/>
-          <w:szCs w:val="28"/>
-        </w:rPr>
-        <w:t>về những vấn đề l</w:t>
-      </w:r>
-      <w:r>
-        <w:rPr>
-          <w:sz w:val="28"/>
-          <w:szCs w:val="28"/>
-        </w:rPr>
-        <w:t>iên quan đến nội dung thanh tra, ki</w:t>
-      </w:r>
-      <w:r>
-        <w:rPr>
-          <w:sz w:val="28"/>
-          <w:szCs w:val="28"/>
-        </w:rPr>
-        <w:t>ểm</w:t>
-      </w:r>
-      <w:r>
-        <w:rPr>
-          <w:sz w:val="28"/>
-          <w:szCs w:val="28"/>
-        </w:rPr>
-        <w:t xml:space="preserve"> tra;</w:t>
+        <w:t>- Việc xử lý ý kiến khác nhau giữa các thành viên và trưởng đoàn về những vấn đề liên quan đến nội dung thanh tra, kiểm tra;</w:t>
       </w:r>
     </w:p>
     <w:p>
@@ -2291,84 +1007,7 @@
           <w:sz w:val="28"/>
           <w:szCs w:val="28"/>
         </w:rPr>
-        <w:t>-</w:t>
-      </w:r>
-      <w:r>
-        <w:rPr>
-          <w:sz w:val="28"/>
-          <w:szCs w:val="28"/>
-        </w:rPr>
-        <w:t xml:space="preserve"> Các nội dung khác có liên quan đến việc thực hiện nhiệm vụ, triển khai hoạt động thanh tra</w:t>
-      </w:r>
-      <w:r>
-        <w:rPr>
-          <w:sz w:val="28"/>
-          <w:szCs w:val="28"/>
-        </w:rPr>
-        <w:t>, ki</w:t>
-      </w:r>
-      <w:r>
-        <w:rPr>
-          <w:sz w:val="28"/>
-          <w:szCs w:val="28"/>
-        </w:rPr>
-        <w:t>ểm</w:t>
-      </w:r>
-      <w:r>
-        <w:rPr>
-          <w:sz w:val="28"/>
-          <w:szCs w:val="28"/>
-        </w:rPr>
-        <w:t xml:space="preserve"> tra thu</w:t>
-      </w:r>
-      <w:r>
-        <w:rPr>
-          <w:sz w:val="28"/>
-          <w:szCs w:val="28"/>
-        </w:rPr>
-        <w:t>ế</w:t>
-      </w:r>
-      <w:r>
-        <w:rPr>
-          <w:sz w:val="28"/>
-          <w:szCs w:val="28"/>
-        </w:rPr>
-        <w:t xml:space="preserve"> của Đoàn thanh tra</w:t>
-      </w:r>
-      <w:r>
-        <w:rPr>
-          <w:sz w:val="28"/>
-          <w:szCs w:val="28"/>
-        </w:rPr>
-        <w:t>, ki</w:t>
-      </w:r>
-      <w:r>
-        <w:rPr>
-          <w:sz w:val="28"/>
-          <w:szCs w:val="28"/>
-        </w:rPr>
-        <w:t>ể</w:t>
-      </w:r>
-      <w:r>
-        <w:rPr>
-          <w:sz w:val="28"/>
-          <w:szCs w:val="28"/>
-        </w:rPr>
-        <w:t>m tra thu</w:t>
-      </w:r>
-      <w:r>
-        <w:rPr>
-          <w:sz w:val="28"/>
-          <w:szCs w:val="28"/>
-        </w:rPr>
-        <w:t>ế</w:t>
-      </w:r>
-      <w:r>
-        <w:rPr>
-          <w:sz w:val="28"/>
-          <w:szCs w:val="28"/>
-        </w:rPr>
-        <w:t>.</w:t>
+        <w:t>- Các nội dung khác có liên quan đến việc thực hiện nhiệm vụ, triển khai hoạt động của đoàn thanh tra, kiểm tra thuế.</w:t>
       </w:r>
     </w:p>
     <w:p>
@@ -2437,7 +1076,14 @@
           <w:sz w:val="28"/>
           <w:szCs w:val="28"/>
         </w:rPr>
-        <w:t>Đoàn thanh tra</w:t>
+        <w:t>đ</w:t>
+      </w:r>
+      <w:r>
+        <w:rPr>
+          <w:sz w:val="28"/>
+          <w:szCs w:val="28"/>
+        </w:rPr>
+        <w:t>oàn thanh tra</w:t>
       </w:r>
       <w:r>
         <w:rPr>
@@ -2500,7 +1146,7 @@
           <w:sz w:val="28"/>
           <w:szCs w:val="28"/>
         </w:rPr>
-        <w:t xml:space="preserve"> của Tổng cục trưởng Tổng cục Thuế)</w:t>
+        <w:t xml:space="preserve"> của Tổng cục Thuế)</w:t>
       </w:r>
       <w:r>
         <w:rPr>
@@ -2599,7 +1245,35 @@
           <w:sz w:val="28"/>
           <w:szCs w:val="28"/>
         </w:rPr>
-        <w:t xml:space="preserve">ính từ ngày Đoàn </w:t>
+        <w:t xml:space="preserve">ính từ ngày </w:t>
+      </w:r>
+      <w:r>
+        <w:rPr>
+          <w:sz w:val="28"/>
+          <w:szCs w:val="28"/>
+        </w:rPr>
+        <w:t>đ</w:t>
+      </w:r>
+      <w:r>
+        <w:rPr>
+          <w:sz w:val="28"/>
+          <w:szCs w:val="28"/>
+        </w:rPr>
+        <w:t>oàn</w:t>
+      </w:r>
+      <w:r>
+        <w:rPr>
+          <w:sz w:val="28"/>
+          <w:szCs w:val="28"/>
+        </w:rPr>
+        <w:t xml:space="preserve"> thah tra,</w:t>
+      </w:r>
+      <w:r>
+        <w:rPr>
+          <w:sz w:val="28"/>
+          <w:szCs w:val="28"/>
+        </w:rPr>
+        <w:t xml:space="preserve"> </w:t>
       </w:r>
       <w:r>
         <w:rPr>
@@ -2634,28 +1308,7 @@
           <w:sz w:val="28"/>
           <w:szCs w:val="28"/>
         </w:rPr>
-        <w:t>ki</w:t>
-      </w:r>
-      <w:r>
-        <w:rPr>
-          <w:sz w:val="28"/>
-          <w:szCs w:val="28"/>
-        </w:rPr>
-        <w:t>ểm</w:t>
-      </w:r>
-      <w:r>
-        <w:rPr>
-          <w:sz w:val="28"/>
-          <w:szCs w:val="28"/>
-        </w:rPr>
-        <w:t xml:space="preserve"> tra </w:t>
-      </w:r>
-      <w:r>
-        <w:rPr>
-          <w:sz w:val="28"/>
-          <w:szCs w:val="28"/>
-        </w:rPr>
-        <w:t>sau hoàn</w:t>
+        <w:t>thanh tra, kiểm tra</w:t>
       </w:r>
       <w:r>
         <w:rPr>
@@ -2663,34 +1316,6 @@
           <w:szCs w:val="28"/>
         </w:rPr>
         <w:t xml:space="preserve"> </w:t>
-      </w:r>
-      <w:r>
-        <w:rPr>
-          <w:sz w:val="28"/>
-          <w:szCs w:val="28"/>
-        </w:rPr>
-        <w:t>thu</w:t>
-      </w:r>
-      <w:r>
-        <w:rPr>
-          <w:sz w:val="28"/>
-          <w:szCs w:val="28"/>
-        </w:rPr>
-        <w:t>ế</w:t>
-      </w:r>
-      <w:r>
-        <w:rPr>
-          <w:sz w:val="28"/>
-          <w:szCs w:val="28"/>
-        </w:rPr>
-        <w:t xml:space="preserve"> </w:t>
-      </w:r>
-      <w:r>
-        <w:rPr>
-          <w:sz w:val="28"/>
-          <w:szCs w:val="28"/>
-        </w:rPr>
-        <w:t xml:space="preserve">GTGT </w:t>
       </w:r>
       <w:r>
         <w:rPr>
@@ -2966,6 +1591,15 @@
         </w:rPr>
         <w:tab/>
         <w:t>THANH TRA - KIỂM TRA</w:t>
+      </w:r>
+      <w:r>
+        <w:rPr>
+          <w:b/>
+          <w:color w:val="000000" w:themeColor="text1"/>
+          <w:sz w:val="28"/>
+          <w:szCs w:val="28"/>
+        </w:rPr>
+        <w:t xml:space="preserve"> SỐ 4</w:t>
       </w:r>
     </w:p>
     <w:p>
@@ -3162,7 +1796,7 @@
 </file>
 
 <file path=word/endnotes.xml><?xml version="1.0" encoding="utf-8"?>
-<w:endnotes xmlns:wpc="http://schemas.microsoft.com/office/word/2010/wordprocessingCanvas" xmlns:cx="http://schemas.microsoft.com/office/drawing/2014/chartex" xmlns:cx1="http://schemas.microsoft.com/office/drawing/2015/9/8/chartex" xmlns:cx2="http://schemas.microsoft.com/office/drawing/2015/10/21/chartex" xmlns:cx3="http://schemas.microsoft.com/office/drawing/2016/5/9/chartex" xmlns:cx4="http://schemas.microsoft.com/office/drawing/2016/5/10/chartex" xmlns:cx5="http://schemas.microsoft.com/office/drawing/2016/5/11/chartex" xmlns:cx6="http://schemas.microsoft.com/office/drawing/2016/5/12/chartex" xmlns:cx7="http://schemas.microsoft.com/office/drawing/2016/5/13/chartex" xmlns:cx8="http://schemas.microsoft.com/office/drawing/2016/5/14/chartex" xmlns:mc="http://schemas.openxmlformats.org/markup-compatibility/2006" xmlns:aink="http://schemas.microsoft.com/office/drawing/2016/ink" xmlns:am3d="http://schemas.microsoft.com/office/drawing/2017/model3d" xmlns:o="urn:schemas-microsoft-com:office:office" xmlns:r="http://schemas.openxmlformats.org/officeDocument/2006/relationships" xmlns:m="http://schemas.openxmlformats.org/officeDocument/2006/math" xmlns:v="urn:schemas-microsoft-com:vml" xmlns:wp14="http://schemas.microsoft.com/office/word/2010/wordprocessingDrawing" xmlns:wp="http://schemas.openxmlformats.org/drawingml/2006/wordprocessingDrawing" xmlns:w10="urn:schemas-microsoft-com:office:word" xmlns:w="http://schemas.openxmlformats.org/wordprocessingml/2006/main" xmlns:w14="http://schemas.microsoft.com/office/word/2010/wordml" xmlns:w15="http://schemas.microsoft.com/office/word/2012/wordml" xmlns:w16cex="http://schemas.microsoft.com/office/word/2018/wordml/cex" xmlns:w16cid="http://schemas.microsoft.com/office/word/2016/wordml/cid" xmlns:w16="http://schemas.microsoft.com/office/word/2018/wordml" xmlns:w16sdtdh="http://schemas.microsoft.com/office/word/2020/wordml/sdtdatahash" xmlns:w16se="http://schemas.microsoft.com/office/word/2015/wordml/symex" xmlns:wpg="http://schemas.microsoft.com/office/word/2010/wordprocessingGroup" xmlns:wpi="http://schemas.microsoft.com/office/word/2010/wordprocessingInk" xmlns:wne="http://schemas.microsoft.com/office/word/2006/wordml" xmlns:wps="http://schemas.microsoft.com/office/word/2010/wordprocessingShape" mc:Ignorable="w14 w15 w16se w16cid w16 w16cex w16sdtdh wp14">
+<w:endnotes xmlns:wpc="http://schemas.microsoft.com/office/word/2010/wordprocessingCanvas" xmlns:cx="http://schemas.microsoft.com/office/drawing/2014/chartex" xmlns:cx1="http://schemas.microsoft.com/office/drawing/2015/9/8/chartex" xmlns:cx2="http://schemas.microsoft.com/office/drawing/2015/10/21/chartex" xmlns:cx3="http://schemas.microsoft.com/office/drawing/2016/5/9/chartex" xmlns:cx4="http://schemas.microsoft.com/office/drawing/2016/5/10/chartex" xmlns:cx5="http://schemas.microsoft.com/office/drawing/2016/5/11/chartex" xmlns:cx6="http://schemas.microsoft.com/office/drawing/2016/5/12/chartex" xmlns:cx7="http://schemas.microsoft.com/office/drawing/2016/5/13/chartex" xmlns:cx8="http://schemas.microsoft.com/office/drawing/2016/5/14/chartex" xmlns:mc="http://schemas.openxmlformats.org/markup-compatibility/2006" xmlns:aink="http://schemas.microsoft.com/office/drawing/2016/ink" xmlns:am3d="http://schemas.microsoft.com/office/drawing/2017/model3d" xmlns:o="urn:schemas-microsoft-com:office:office" xmlns:oel="http://schemas.microsoft.com/office/2019/extlst" xmlns:r="http://schemas.openxmlformats.org/officeDocument/2006/relationships" xmlns:m="http://schemas.openxmlformats.org/officeDocument/2006/math" xmlns:v="urn:schemas-microsoft-com:vml" xmlns:wp14="http://schemas.microsoft.com/office/word/2010/wordprocessingDrawing" xmlns:wp="http://schemas.openxmlformats.org/drawingml/2006/wordprocessingDrawing" xmlns:w10="urn:schemas-microsoft-com:office:word" xmlns:w="http://schemas.openxmlformats.org/wordprocessingml/2006/main" xmlns:w14="http://schemas.microsoft.com/office/word/2010/wordml" xmlns:w15="http://schemas.microsoft.com/office/word/2012/wordml" xmlns:w16cex="http://schemas.microsoft.com/office/word/2018/wordml/cex" xmlns:w16cid="http://schemas.microsoft.com/office/word/2016/wordml/cid" xmlns:w16="http://schemas.microsoft.com/office/word/2018/wordml" xmlns:w16du="http://schemas.microsoft.com/office/word/2023/wordml/word16du" xmlns:w16sdtdh="http://schemas.microsoft.com/office/word/2020/wordml/sdtdatahash" xmlns:w16sdtfl="http://schemas.microsoft.com/office/word/2024/wordml/sdtformatlock" xmlns:w16se="http://schemas.microsoft.com/office/word/2015/wordml/symex" xmlns:wpg="http://schemas.microsoft.com/office/word/2010/wordprocessingGroup" xmlns:wpi="http://schemas.microsoft.com/office/word/2010/wordprocessingInk" xmlns:wne="http://schemas.microsoft.com/office/word/2006/wordml" xmlns:wps="http://schemas.microsoft.com/office/word/2010/wordprocessingShape" mc:Ignorable="w14 w15 w16se w16cid w16 w16cex w16sdtdh w16sdtfl w16du wp14">
   <w:endnote w:type="separator" w:id="-1">
     <w:p>
       <w:r>
@@ -3181,7 +1815,7 @@
 </file>
 
 <file path=word/footer1.xml><?xml version="1.0" encoding="utf-8"?>
-<w:ftr xmlns:wpc="http://schemas.microsoft.com/office/word/2010/wordprocessingCanvas" xmlns:cx="http://schemas.microsoft.com/office/drawing/2014/chartex" xmlns:cx1="http://schemas.microsoft.com/office/drawing/2015/9/8/chartex" xmlns:cx2="http://schemas.microsoft.com/office/drawing/2015/10/21/chartex" xmlns:cx3="http://schemas.microsoft.com/office/drawing/2016/5/9/chartex" xmlns:cx4="http://schemas.microsoft.com/office/drawing/2016/5/10/chartex" xmlns:cx5="http://schemas.microsoft.com/office/drawing/2016/5/11/chartex" xmlns:cx6="http://schemas.microsoft.com/office/drawing/2016/5/12/chartex" xmlns:cx7="http://schemas.microsoft.com/office/drawing/2016/5/13/chartex" xmlns:cx8="http://schemas.microsoft.com/office/drawing/2016/5/14/chartex" xmlns:mc="http://schemas.openxmlformats.org/markup-compatibility/2006" xmlns:aink="http://schemas.microsoft.com/office/drawing/2016/ink" xmlns:am3d="http://schemas.microsoft.com/office/drawing/2017/model3d" xmlns:o="urn:schemas-microsoft-com:office:office" xmlns:r="http://schemas.openxmlformats.org/officeDocument/2006/relationships" xmlns:m="http://schemas.openxmlformats.org/officeDocument/2006/math" xmlns:v="urn:schemas-microsoft-com:vml" xmlns:wp14="http://schemas.microsoft.com/office/word/2010/wordprocessingDrawing" xmlns:wp="http://schemas.openxmlformats.org/drawingml/2006/wordprocessingDrawing" xmlns:w10="urn:schemas-microsoft-com:office:word" xmlns:w="http://schemas.openxmlformats.org/wordprocessingml/2006/main" xmlns:w14="http://schemas.microsoft.com/office/word/2010/wordml" xmlns:w15="http://schemas.microsoft.com/office/word/2012/wordml" xmlns:w16cex="http://schemas.microsoft.com/office/word/2018/wordml/cex" xmlns:w16cid="http://schemas.microsoft.com/office/word/2016/wordml/cid" xmlns:w16="http://schemas.microsoft.com/office/word/2018/wordml" xmlns:w16sdtdh="http://schemas.microsoft.com/office/word/2020/wordml/sdtdatahash" xmlns:w16se="http://schemas.microsoft.com/office/word/2015/wordml/symex" xmlns:wpg="http://schemas.microsoft.com/office/word/2010/wordprocessingGroup" xmlns:wpi="http://schemas.microsoft.com/office/word/2010/wordprocessingInk" xmlns:wne="http://schemas.microsoft.com/office/word/2006/wordml" xmlns:wps="http://schemas.microsoft.com/office/word/2010/wordprocessingShape" mc:Ignorable="w14 w15 w16se w16cid w16 w16cex w16sdtdh wp14">
+<w:ftr xmlns:wpc="http://schemas.microsoft.com/office/word/2010/wordprocessingCanvas" xmlns:cx="http://schemas.microsoft.com/office/drawing/2014/chartex" xmlns:cx1="http://schemas.microsoft.com/office/drawing/2015/9/8/chartex" xmlns:cx2="http://schemas.microsoft.com/office/drawing/2015/10/21/chartex" xmlns:cx3="http://schemas.microsoft.com/office/drawing/2016/5/9/chartex" xmlns:cx4="http://schemas.microsoft.com/office/drawing/2016/5/10/chartex" xmlns:cx5="http://schemas.microsoft.com/office/drawing/2016/5/11/chartex" xmlns:cx6="http://schemas.microsoft.com/office/drawing/2016/5/12/chartex" xmlns:cx7="http://schemas.microsoft.com/office/drawing/2016/5/13/chartex" xmlns:cx8="http://schemas.microsoft.com/office/drawing/2016/5/14/chartex" xmlns:mc="http://schemas.openxmlformats.org/markup-compatibility/2006" xmlns:aink="http://schemas.microsoft.com/office/drawing/2016/ink" xmlns:am3d="http://schemas.microsoft.com/office/drawing/2017/model3d" xmlns:o="urn:schemas-microsoft-com:office:office" xmlns:oel="http://schemas.microsoft.com/office/2019/extlst" xmlns:r="http://schemas.openxmlformats.org/officeDocument/2006/relationships" xmlns:m="http://schemas.openxmlformats.org/officeDocument/2006/math" xmlns:v="urn:schemas-microsoft-com:vml" xmlns:wp14="http://schemas.microsoft.com/office/word/2010/wordprocessingDrawing" xmlns:wp="http://schemas.openxmlformats.org/drawingml/2006/wordprocessingDrawing" xmlns:w10="urn:schemas-microsoft-com:office:word" xmlns:w="http://schemas.openxmlformats.org/wordprocessingml/2006/main" xmlns:w14="http://schemas.microsoft.com/office/word/2010/wordml" xmlns:w15="http://schemas.microsoft.com/office/word/2012/wordml" xmlns:w16cex="http://schemas.microsoft.com/office/word/2018/wordml/cex" xmlns:w16cid="http://schemas.microsoft.com/office/word/2016/wordml/cid" xmlns:w16="http://schemas.microsoft.com/office/word/2018/wordml" xmlns:w16du="http://schemas.microsoft.com/office/word/2023/wordml/word16du" xmlns:w16sdtdh="http://schemas.microsoft.com/office/word/2020/wordml/sdtdatahash" xmlns:w16sdtfl="http://schemas.microsoft.com/office/word/2024/wordml/sdtformatlock" xmlns:w16se="http://schemas.microsoft.com/office/word/2015/wordml/symex" xmlns:wpg="http://schemas.microsoft.com/office/word/2010/wordprocessingGroup" xmlns:wpi="http://schemas.microsoft.com/office/word/2010/wordprocessingInk" xmlns:wne="http://schemas.microsoft.com/office/word/2006/wordml" xmlns:wps="http://schemas.microsoft.com/office/word/2010/wordprocessingShape" mc:Ignorable="w14 w15 w16se w16cid w16 w16cex w16sdtdh w16sdtfl w16du wp14">
   <w:sdt>
     <w:sdtPr>
       <w:id w:val="-951236296"/>
@@ -3238,7 +1872,7 @@
 </file>
 
 <file path=word/footnotes.xml><?xml version="1.0" encoding="utf-8"?>
-<w:footnotes xmlns:wpc="http://schemas.microsoft.com/office/word/2010/wordprocessingCanvas" xmlns:cx="http://schemas.microsoft.com/office/drawing/2014/chartex" xmlns:cx1="http://schemas.microsoft.com/office/drawing/2015/9/8/chartex" xmlns:cx2="http://schemas.microsoft.com/office/drawing/2015/10/21/chartex" xmlns:cx3="http://schemas.microsoft.com/office/drawing/2016/5/9/chartex" xmlns:cx4="http://schemas.microsoft.com/office/drawing/2016/5/10/chartex" xmlns:cx5="http://schemas.microsoft.com/office/drawing/2016/5/11/chartex" xmlns:cx6="http://schemas.microsoft.com/office/drawing/2016/5/12/chartex" xmlns:cx7="http://schemas.microsoft.com/office/drawing/2016/5/13/chartex" xmlns:cx8="http://schemas.microsoft.com/office/drawing/2016/5/14/chartex" xmlns:mc="http://schemas.openxmlformats.org/markup-compatibility/2006" xmlns:aink="http://schemas.microsoft.com/office/drawing/2016/ink" xmlns:am3d="http://schemas.microsoft.com/office/drawing/2017/model3d" xmlns:o="urn:schemas-microsoft-com:office:office" xmlns:r="http://schemas.openxmlformats.org/officeDocument/2006/relationships" xmlns:m="http://schemas.openxmlformats.org/officeDocument/2006/math" xmlns:v="urn:schemas-microsoft-com:vml" xmlns:wp14="http://schemas.microsoft.com/office/word/2010/wordprocessingDrawing" xmlns:wp="http://schemas.openxmlformats.org/drawingml/2006/wordprocessingDrawing" xmlns:w10="urn:schemas-microsoft-com:office:word" xmlns:w="http://schemas.openxmlformats.org/wordprocessingml/2006/main" xmlns:w14="http://schemas.microsoft.com/office/word/2010/wordml" xmlns:w15="http://schemas.microsoft.com/office/word/2012/wordml" xmlns:w16cex="http://schemas.microsoft.com/office/word/2018/wordml/cex" xmlns:w16cid="http://schemas.microsoft.com/office/word/2016/wordml/cid" xmlns:w16="http://schemas.microsoft.com/office/word/2018/wordml" xmlns:w16sdtdh="http://schemas.microsoft.com/office/word/2020/wordml/sdtdatahash" xmlns:w16se="http://schemas.microsoft.com/office/word/2015/wordml/symex" xmlns:wpg="http://schemas.microsoft.com/office/word/2010/wordprocessingGroup" xmlns:wpi="http://schemas.microsoft.com/office/word/2010/wordprocessingInk" xmlns:wne="http://schemas.microsoft.com/office/word/2006/wordml" xmlns:wps="http://schemas.microsoft.com/office/word/2010/wordprocessingShape" mc:Ignorable="w14 w15 w16se w16cid w16 w16cex w16sdtdh wp14">
+<w:footnotes xmlns:wpc="http://schemas.microsoft.com/office/word/2010/wordprocessingCanvas" xmlns:cx="http://schemas.microsoft.com/office/drawing/2014/chartex" xmlns:cx1="http://schemas.microsoft.com/office/drawing/2015/9/8/chartex" xmlns:cx2="http://schemas.microsoft.com/office/drawing/2015/10/21/chartex" xmlns:cx3="http://schemas.microsoft.com/office/drawing/2016/5/9/chartex" xmlns:cx4="http://schemas.microsoft.com/office/drawing/2016/5/10/chartex" xmlns:cx5="http://schemas.microsoft.com/office/drawing/2016/5/11/chartex" xmlns:cx6="http://schemas.microsoft.com/office/drawing/2016/5/12/chartex" xmlns:cx7="http://schemas.microsoft.com/office/drawing/2016/5/13/chartex" xmlns:cx8="http://schemas.microsoft.com/office/drawing/2016/5/14/chartex" xmlns:mc="http://schemas.openxmlformats.org/markup-compatibility/2006" xmlns:aink="http://schemas.microsoft.com/office/drawing/2016/ink" xmlns:am3d="http://schemas.microsoft.com/office/drawing/2017/model3d" xmlns:o="urn:schemas-microsoft-com:office:office" xmlns:oel="http://schemas.microsoft.com/office/2019/extlst" xmlns:r="http://schemas.openxmlformats.org/officeDocument/2006/relationships" xmlns:m="http://schemas.openxmlformats.org/officeDocument/2006/math" xmlns:v="urn:schemas-microsoft-com:vml" xmlns:wp14="http://schemas.microsoft.com/office/word/2010/wordprocessingDrawing" xmlns:wp="http://schemas.openxmlformats.org/drawingml/2006/wordprocessingDrawing" xmlns:w10="urn:schemas-microsoft-com:office:word" xmlns:w="http://schemas.openxmlformats.org/wordprocessingml/2006/main" xmlns:w14="http://schemas.microsoft.com/office/word/2010/wordml" xmlns:w15="http://schemas.microsoft.com/office/word/2012/wordml" xmlns:w16cex="http://schemas.microsoft.com/office/word/2018/wordml/cex" xmlns:w16cid="http://schemas.microsoft.com/office/word/2016/wordml/cid" xmlns:w16="http://schemas.microsoft.com/office/word/2018/wordml" xmlns:w16du="http://schemas.microsoft.com/office/word/2023/wordml/word16du" xmlns:w16sdtdh="http://schemas.microsoft.com/office/word/2020/wordml/sdtdatahash" xmlns:w16sdtfl="http://schemas.microsoft.com/office/word/2024/wordml/sdtformatlock" xmlns:w16se="http://schemas.microsoft.com/office/word/2015/wordml/symex" xmlns:wpg="http://schemas.microsoft.com/office/word/2010/wordprocessingGroup" xmlns:wpi="http://schemas.microsoft.com/office/word/2010/wordprocessingInk" xmlns:wne="http://schemas.microsoft.com/office/word/2006/wordml" xmlns:wps="http://schemas.microsoft.com/office/word/2010/wordprocessingShape" mc:Ignorable="w14 w15 w16se w16cid w16 w16cex w16sdtdh w16sdtfl w16du wp14">
   <w:footnote w:type="separator" w:id="-1">
     <w:p>
       <w:r>
@@ -3257,7 +1891,7 @@
 </file>
 
 <file path=word/numbering.xml><?xml version="1.0" encoding="utf-8"?>
-<w:numbering xmlns:wpc="http://schemas.microsoft.com/office/word/2010/wordprocessingCanvas" xmlns:cx="http://schemas.microsoft.com/office/drawing/2014/chartex" xmlns:cx1="http://schemas.microsoft.com/office/drawing/2015/9/8/chartex" xmlns:cx2="http://schemas.microsoft.com/office/drawing/2015/10/21/chartex" xmlns:cx3="http://schemas.microsoft.com/office/drawing/2016/5/9/chartex" xmlns:cx4="http://schemas.microsoft.com/office/drawing/2016/5/10/chartex" xmlns:cx5="http://schemas.microsoft.com/office/drawing/2016/5/11/chartex" xmlns:cx6="http://schemas.microsoft.com/office/drawing/2016/5/12/chartex" xmlns:cx7="http://schemas.microsoft.com/office/drawing/2016/5/13/chartex" xmlns:cx8="http://schemas.microsoft.com/office/drawing/2016/5/14/chartex" xmlns:mc="http://schemas.openxmlformats.org/markup-compatibility/2006" xmlns:aink="http://schemas.microsoft.com/office/drawing/2016/ink" xmlns:am3d="http://schemas.microsoft.com/office/drawing/2017/model3d" xmlns:o="urn:schemas-microsoft-com:office:office" xmlns:r="http://schemas.openxmlformats.org/officeDocument/2006/relationships" xmlns:m="http://schemas.openxmlformats.org/officeDocument/2006/math" xmlns:v="urn:schemas-microsoft-com:vml" xmlns:wp14="http://schemas.microsoft.com/office/word/2010/wordprocessingDrawing" xmlns:wp="http://schemas.openxmlformats.org/drawingml/2006/wordprocessingDrawing" xmlns:w10="urn:schemas-microsoft-com:office:word" xmlns:w="http://schemas.openxmlformats.org/wordprocessingml/2006/main" xmlns:w14="http://schemas.microsoft.com/office/word/2010/wordml" xmlns:w15="http://schemas.microsoft.com/office/word/2012/wordml" xmlns:w16cex="http://schemas.microsoft.com/office/word/2018/wordml/cex" xmlns:w16cid="http://schemas.microsoft.com/office/word/2016/wordml/cid" xmlns:w16="http://schemas.microsoft.com/office/word/2018/wordml" xmlns:w16sdtdh="http://schemas.microsoft.com/office/word/2020/wordml/sdtdatahash" xmlns:w16se="http://schemas.microsoft.com/office/word/2015/wordml/symex" xmlns:wpg="http://schemas.microsoft.com/office/word/2010/wordprocessingGroup" xmlns:wpi="http://schemas.microsoft.com/office/word/2010/wordprocessingInk" xmlns:wne="http://schemas.microsoft.com/office/word/2006/wordml" xmlns:wps="http://schemas.microsoft.com/office/word/2010/wordprocessingShape" mc:Ignorable="w14 w15 w16se w16cid w16 w16cex w16sdtdh wp14">
+<w:numbering xmlns:wpc="http://schemas.microsoft.com/office/word/2010/wordprocessingCanvas" xmlns:cx="http://schemas.microsoft.com/office/drawing/2014/chartex" xmlns:cx1="http://schemas.microsoft.com/office/drawing/2015/9/8/chartex" xmlns:cx2="http://schemas.microsoft.com/office/drawing/2015/10/21/chartex" xmlns:cx3="http://schemas.microsoft.com/office/drawing/2016/5/9/chartex" xmlns:cx4="http://schemas.microsoft.com/office/drawing/2016/5/10/chartex" xmlns:cx5="http://schemas.microsoft.com/office/drawing/2016/5/11/chartex" xmlns:cx6="http://schemas.microsoft.com/office/drawing/2016/5/12/chartex" xmlns:cx7="http://schemas.microsoft.com/office/drawing/2016/5/13/chartex" xmlns:cx8="http://schemas.microsoft.com/office/drawing/2016/5/14/chartex" xmlns:mc="http://schemas.openxmlformats.org/markup-compatibility/2006" xmlns:aink="http://schemas.microsoft.com/office/drawing/2016/ink" xmlns:am3d="http://schemas.microsoft.com/office/drawing/2017/model3d" xmlns:o="urn:schemas-microsoft-com:office:office" xmlns:oel="http://schemas.microsoft.com/office/2019/extlst" xmlns:r="http://schemas.openxmlformats.org/officeDocument/2006/relationships" xmlns:m="http://schemas.openxmlformats.org/officeDocument/2006/math" xmlns:v="urn:schemas-microsoft-com:vml" xmlns:wp14="http://schemas.microsoft.com/office/word/2010/wordprocessingDrawing" xmlns:wp="http://schemas.openxmlformats.org/drawingml/2006/wordprocessingDrawing" xmlns:w10="urn:schemas-microsoft-com:office:word" xmlns:w="http://schemas.openxmlformats.org/wordprocessingml/2006/main" xmlns:w14="http://schemas.microsoft.com/office/word/2010/wordml" xmlns:w15="http://schemas.microsoft.com/office/word/2012/wordml" xmlns:w16cex="http://schemas.microsoft.com/office/word/2018/wordml/cex" xmlns:w16cid="http://schemas.microsoft.com/office/word/2016/wordml/cid" xmlns:w16="http://schemas.microsoft.com/office/word/2018/wordml" xmlns:w16du="http://schemas.microsoft.com/office/word/2023/wordml/word16du" xmlns:w16sdtdh="http://schemas.microsoft.com/office/word/2020/wordml/sdtdatahash" xmlns:w16sdtfl="http://schemas.microsoft.com/office/word/2024/wordml/sdtformatlock" xmlns:w16se="http://schemas.microsoft.com/office/word/2015/wordml/symex" xmlns:wpg="http://schemas.microsoft.com/office/word/2010/wordprocessingGroup" xmlns:wpi="http://schemas.microsoft.com/office/word/2010/wordprocessingInk" xmlns:wne="http://schemas.microsoft.com/office/word/2006/wordml" xmlns:wps="http://schemas.microsoft.com/office/word/2010/wordprocessingShape" mc:Ignorable="w14 w15 w16se w16cid w16 w16cex w16sdtdh w16sdtfl w16du wp14">
   <w:abstractNum w:abstractNumId="0" w15:restartNumberingAfterBreak="0">
     <w:nsid w:val="0F42013D"/>
     <w:multiLevelType w:val="hybridMultilevel"/>
@@ -3801,26 +2435,26 @@
       </w:pPr>
     </w:lvl>
   </w:abstractNum>
-  <w:num w:numId="1">
+  <w:num w:numId="1" w16cid:durableId="1679237805">
     <w:abstractNumId w:val="1"/>
   </w:num>
-  <w:num w:numId="2">
+  <w:num w:numId="2" w16cid:durableId="1074623744">
     <w:abstractNumId w:val="3"/>
   </w:num>
-  <w:num w:numId="3">
+  <w:num w:numId="3" w16cid:durableId="928394769">
     <w:abstractNumId w:val="4"/>
   </w:num>
-  <w:num w:numId="4">
+  <w:num w:numId="4" w16cid:durableId="1667587951">
     <w:abstractNumId w:val="2"/>
   </w:num>
-  <w:num w:numId="5">
+  <w:num w:numId="5" w16cid:durableId="820511415">
     <w:abstractNumId w:val="0"/>
   </w:num>
 </w:numbering>
 </file>
 
 <file path=word/styles.xml><?xml version="1.0" encoding="utf-8"?>
-<w:styles xmlns:mc="http://schemas.openxmlformats.org/markup-compatibility/2006" xmlns:r="http://schemas.openxmlformats.org/officeDocument/2006/relationships" xmlns:w="http://schemas.openxmlformats.org/wordprocessingml/2006/main" xmlns:w14="http://schemas.microsoft.com/office/word/2010/wordml" xmlns:w15="http://schemas.microsoft.com/office/word/2012/wordml" xmlns:w16cex="http://schemas.microsoft.com/office/word/2018/wordml/cex" xmlns:w16cid="http://schemas.microsoft.com/office/word/2016/wordml/cid" xmlns:w16="http://schemas.microsoft.com/office/word/2018/wordml" xmlns:w16sdtdh="http://schemas.microsoft.com/office/word/2020/wordml/sdtdatahash" xmlns:w16se="http://schemas.microsoft.com/office/word/2015/wordml/symex" mc:Ignorable="w14 w15 w16se w16cid w16 w16cex w16sdtdh">
+<w:styles xmlns:mc="http://schemas.openxmlformats.org/markup-compatibility/2006" xmlns:r="http://schemas.openxmlformats.org/officeDocument/2006/relationships" xmlns:w="http://schemas.openxmlformats.org/wordprocessingml/2006/main" xmlns:w14="http://schemas.microsoft.com/office/word/2010/wordml" xmlns:w15="http://schemas.microsoft.com/office/word/2012/wordml" xmlns:w16cex="http://schemas.microsoft.com/office/word/2018/wordml/cex" xmlns:w16cid="http://schemas.microsoft.com/office/word/2016/wordml/cid" xmlns:w16="http://schemas.microsoft.com/office/word/2018/wordml" xmlns:w16du="http://schemas.microsoft.com/office/word/2023/wordml/word16du" xmlns:w16sdtdh="http://schemas.microsoft.com/office/word/2020/wordml/sdtdatahash" xmlns:w16sdtfl="http://schemas.microsoft.com/office/word/2024/wordml/sdtformatlock" xmlns:w16se="http://schemas.microsoft.com/office/word/2015/wordml/symex" mc:Ignorable="w14 w15 w16se w16cid w16 w16cex w16sdtdh w16sdtfl w16du">
   <w:docDefaults>
     <w:rPrDefault>
       <w:rPr>

--- a/static/media/8.kh_giam_sat_sau_hoan_gtgt.docx
+++ b/static/media/8.kh_giam_sat_sau_hoan_gtgt.docx
@@ -26,30 +26,8 @@
       <w:r>
         <w:rPr>
           <w:color w:val="000000" w:themeColor="text1"/>
-          <w:sz w:val="24"/>
-          <w:szCs w:val="24"/>
-        </w:rPr>
-        <w:t xml:space="preserve">CHI </w:t>
-      </w:r>
-      <w:r>
-        <w:rPr>
-          <w:color w:val="000000" w:themeColor="text1"/>
-        </w:rPr>
-        <w:t>CỤC THUẾ</w:t>
-      </w:r>
-      <w:r>
-        <w:rPr>
-          <w:b/>
-          <w:color w:val="000000" w:themeColor="text1"/>
-        </w:rPr>
-        <w:t xml:space="preserve"> </w:t>
-      </w:r>
-      <w:r>
-        <w:rPr>
-          <w:bCs/>
-          <w:color w:val="000000" w:themeColor="text1"/>
-        </w:rPr>
-        <w:t>KHU VỰC XI</w:t>
+        </w:rPr>
+        <w:t>THUẾ TỈNH QUẢNG TRỊ</w:t>
       </w:r>
       <w:r>
         <w:rPr>
@@ -73,7 +51,7 @@
           <w:tab w:val="center" w:pos="1843"/>
           <w:tab w:val="center" w:pos="6804"/>
         </w:tabs>
-        <w:ind w:right="-234" w:firstLine="720"/>
+        <w:ind w:right="-234"/>
         <w:jc w:val="both"/>
         <w:rPr>
           <w:b/>
@@ -84,88 +62,12 @@
         <w:rPr>
           <w:noProof/>
           <w:color w:val="000000" w:themeColor="text1"/>
-          <w:sz w:val="12"/>
           <w:lang w:val="en-GB" w:eastAsia="en-GB"/>
         </w:rPr>
         <mc:AlternateContent>
           <mc:Choice Requires="wps">
             <w:drawing>
-              <wp:anchor distT="0" distB="0" distL="114300" distR="114300" simplePos="0" relativeHeight="251656704" behindDoc="0" locked="0" layoutInCell="1" allowOverlap="1" wp14:anchorId="51AEFD23" wp14:editId="6FF55EB5">
-                <wp:simplePos x="0" y="0"/>
-                <wp:positionH relativeFrom="column">
-                  <wp:posOffset>782025</wp:posOffset>
-                </wp:positionH>
-                <wp:positionV relativeFrom="paragraph">
-                  <wp:posOffset>210185</wp:posOffset>
-                </wp:positionV>
-                <wp:extent cx="800100" cy="0"/>
-                <wp:effectExtent l="0" t="0" r="19050" b="19050"/>
-                <wp:wrapNone/>
-                <wp:docPr id="3" name="Line 12"/>
-                <wp:cNvGraphicFramePr>
-                  <a:graphicFrameLocks xmlns:a="http://schemas.openxmlformats.org/drawingml/2006/main"/>
-                </wp:cNvGraphicFramePr>
-                <a:graphic xmlns:a="http://schemas.openxmlformats.org/drawingml/2006/main">
-                  <a:graphicData uri="http://schemas.microsoft.com/office/word/2010/wordprocessingShape">
-                    <wps:wsp>
-                      <wps:cNvCnPr>
-                        <a:cxnSpLocks noChangeShapeType="1"/>
-                      </wps:cNvCnPr>
-                      <wps:spPr bwMode="auto">
-                        <a:xfrm>
-                          <a:off x="0" y="0"/>
-                          <a:ext cx="800100" cy="0"/>
-                        </a:xfrm>
-                        <a:prstGeom prst="line">
-                          <a:avLst/>
-                        </a:prstGeom>
-                        <a:noFill/>
-                        <a:ln w="9525">
-                          <a:solidFill>
-                            <a:srgbClr val="000000"/>
-                          </a:solidFill>
-                          <a:round/>
-                          <a:headEnd/>
-                          <a:tailEnd/>
-                        </a:ln>
-                        <a:extLst>
-                          <a:ext uri="{909E8E84-426E-40DD-AFC4-6F175D3DCCD1}">
-                            <a14:hiddenFill xmlns:a14="http://schemas.microsoft.com/office/drawing/2010/main">
-                              <a:noFill/>
-                            </a14:hiddenFill>
-                          </a:ext>
-                        </a:extLst>
-                      </wps:spPr>
-                      <wps:bodyPr/>
-                    </wps:wsp>
-                  </a:graphicData>
-                </a:graphic>
-                <wp14:sizeRelH relativeFrom="page">
-                  <wp14:pctWidth>0</wp14:pctWidth>
-                </wp14:sizeRelH>
-                <wp14:sizeRelV relativeFrom="page">
-                  <wp14:pctHeight>0</wp14:pctHeight>
-                </wp14:sizeRelV>
-              </wp:anchor>
-            </w:drawing>
-          </mc:Choice>
-          <mc:Fallback>
-            <w:pict>
-              <v:line w14:anchorId="3F146F4C" id="Line 12" o:spid="_x0000_s1026" style="position:absolute;z-index:251656704;visibility:visible;mso-wrap-style:square;mso-width-percent:0;mso-height-percent:0;mso-wrap-distance-left:9pt;mso-wrap-distance-top:0;mso-wrap-distance-right:9pt;mso-wrap-distance-bottom:0;mso-position-horizontal:absolute;mso-position-horizontal-relative:text;mso-position-vertical:absolute;mso-position-vertical-relative:text;mso-width-percent:0;mso-height-percent:0;mso-width-relative:page;mso-height-relative:page" from="61.6pt,16.55pt" to="124.6pt,16.55pt" o:gfxdata="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"/>
-            </w:pict>
-          </mc:Fallback>
-        </mc:AlternateContent>
-      </w:r>
-      <w:r>
-        <w:rPr>
-          <w:noProof/>
-          <w:color w:val="000000" w:themeColor="text1"/>
-          <w:lang w:val="en-GB" w:eastAsia="en-GB"/>
-        </w:rPr>
-        <mc:AlternateContent>
-          <mc:Choice Requires="wps">
-            <w:drawing>
-              <wp:anchor distT="0" distB="0" distL="114300" distR="114300" simplePos="0" relativeHeight="251658752" behindDoc="0" locked="0" layoutInCell="1" allowOverlap="1" wp14:anchorId="757C7371" wp14:editId="4265AD1D">
+              <wp:anchor distT="0" distB="0" distL="114300" distR="114300" simplePos="0" relativeHeight="251658752" behindDoc="0" locked="0" layoutInCell="1" allowOverlap="1" wp14:anchorId="757C7371" wp14:editId="0606BF16">
                 <wp:simplePos x="0" y="0"/>
                 <wp:positionH relativeFrom="column">
                   <wp:posOffset>3284220</wp:posOffset>
@@ -226,7 +128,7 @@
           </mc:Choice>
           <mc:Fallback>
             <w:pict>
-              <v:line w14:anchorId="098A395A" id="Line 14" o:spid="_x0000_s1026" style="position:absolute;z-index:251658752;visibility:visible;mso-wrap-style:square;mso-width-percent:0;mso-height-percent:0;mso-wrap-distance-left:9pt;mso-wrap-distance-top:0;mso-wrap-distance-right:9pt;mso-wrap-distance-bottom:0;mso-position-horizontal:absolute;mso-position-horizontal-relative:text;mso-position-vertical:absolute;mso-position-vertical-relative:text;mso-width-percent:0;mso-height-percent:0;mso-width-relative:page;mso-height-relative:page" from="258.6pt,16pt" to="420.6pt,16pt" o:gfxdata="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"/>
+              <v:line w14:anchorId="5D3D4FEF" id="Line 14" o:spid="_x0000_s1026" style="position:absolute;z-index:251658752;visibility:visible;mso-wrap-style:square;mso-width-percent:0;mso-height-percent:0;mso-wrap-distance-left:9pt;mso-wrap-distance-top:0;mso-wrap-distance-right:9pt;mso-wrap-distance-bottom:0;mso-position-horizontal:absolute;mso-position-horizontal-relative:text;mso-position-vertical:absolute;mso-position-vertical-relative:text;mso-width-percent:0;mso-height-percent:0;mso-width-relative:page;mso-height-relative:page" from="258.6pt,16pt" to="420.6pt,16pt" o:gfxdata="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"/>
             </w:pict>
           </mc:Fallback>
         </mc:AlternateContent>
@@ -236,7 +138,35 @@
           <w:b/>
           <w:color w:val="000000" w:themeColor="text1"/>
         </w:rPr>
-        <w:t>PHÒNG TTKT SỐ 4</w:t>
+        <w:tab/>
+      </w:r>
+      <w:r>
+        <w:rPr>
+          <w:b/>
+          <w:color w:val="000000" w:themeColor="text1"/>
+        </w:rPr>
+        <w:t xml:space="preserve">PHÒNG </w:t>
+      </w:r>
+      <w:r>
+        <w:rPr>
+          <w:b/>
+          <w:color w:val="000000" w:themeColor="text1"/>
+        </w:rPr>
+        <w:t>KIỂM TRA</w:t>
+      </w:r>
+      <w:r>
+        <w:rPr>
+          <w:b/>
+          <w:color w:val="000000" w:themeColor="text1"/>
+        </w:rPr>
+        <w:t xml:space="preserve"> SỐ </w:t>
+      </w:r>
+      <w:r>
+        <w:rPr>
+          <w:b/>
+          <w:color w:val="000000" w:themeColor="text1"/>
+        </w:rPr>
+        <w:t>2</w:t>
       </w:r>
       <w:r>
         <w:rPr>
@@ -284,6 +214,82 @@
           <w:sz w:val="12"/>
         </w:rPr>
       </w:pPr>
+      <w:r>
+        <w:rPr>
+          <w:noProof/>
+          <w:color w:val="000000" w:themeColor="text1"/>
+          <w:sz w:val="12"/>
+          <w:lang w:val="en-GB" w:eastAsia="en-GB"/>
+        </w:rPr>
+        <mc:AlternateContent>
+          <mc:Choice Requires="wps">
+            <w:drawing>
+              <wp:anchor distT="0" distB="0" distL="114300" distR="114300" simplePos="0" relativeHeight="251656704" behindDoc="0" locked="0" layoutInCell="1" allowOverlap="1" wp14:anchorId="51AEFD23" wp14:editId="7B380756">
+                <wp:simplePos x="0" y="0"/>
+                <wp:positionH relativeFrom="column">
+                  <wp:posOffset>724535</wp:posOffset>
+                </wp:positionH>
+                <wp:positionV relativeFrom="paragraph">
+                  <wp:posOffset>5715</wp:posOffset>
+                </wp:positionV>
+                <wp:extent cx="800100" cy="0"/>
+                <wp:effectExtent l="0" t="0" r="0" b="0"/>
+                <wp:wrapNone/>
+                <wp:docPr id="3" name="Line 12"/>
+                <wp:cNvGraphicFramePr>
+                  <a:graphicFrameLocks xmlns:a="http://schemas.openxmlformats.org/drawingml/2006/main"/>
+                </wp:cNvGraphicFramePr>
+                <a:graphic xmlns:a="http://schemas.openxmlformats.org/drawingml/2006/main">
+                  <a:graphicData uri="http://schemas.microsoft.com/office/word/2010/wordprocessingShape">
+                    <wps:wsp>
+                      <wps:cNvCnPr>
+                        <a:cxnSpLocks noChangeShapeType="1"/>
+                      </wps:cNvCnPr>
+                      <wps:spPr bwMode="auto">
+                        <a:xfrm>
+                          <a:off x="0" y="0"/>
+                          <a:ext cx="800100" cy="0"/>
+                        </a:xfrm>
+                        <a:prstGeom prst="line">
+                          <a:avLst/>
+                        </a:prstGeom>
+                        <a:noFill/>
+                        <a:ln w="9525">
+                          <a:solidFill>
+                            <a:srgbClr val="000000"/>
+                          </a:solidFill>
+                          <a:round/>
+                          <a:headEnd/>
+                          <a:tailEnd/>
+                        </a:ln>
+                        <a:extLst>
+                          <a:ext uri="{909E8E84-426E-40DD-AFC4-6F175D3DCCD1}">
+                            <a14:hiddenFill xmlns:a14="http://schemas.microsoft.com/office/drawing/2010/main">
+                              <a:noFill/>
+                            </a14:hiddenFill>
+                          </a:ext>
+                        </a:extLst>
+                      </wps:spPr>
+                      <wps:bodyPr/>
+                    </wps:wsp>
+                  </a:graphicData>
+                </a:graphic>
+                <wp14:sizeRelH relativeFrom="page">
+                  <wp14:pctWidth>0</wp14:pctWidth>
+                </wp14:sizeRelH>
+                <wp14:sizeRelV relativeFrom="page">
+                  <wp14:pctHeight>0</wp14:pctHeight>
+                </wp14:sizeRelV>
+              </wp:anchor>
+            </w:drawing>
+          </mc:Choice>
+          <mc:Fallback>
+            <w:pict>
+              <v:line w14:anchorId="2AD0F819" id="Line 12" o:spid="_x0000_s1026" style="position:absolute;z-index:251656704;visibility:visible;mso-wrap-style:square;mso-width-percent:0;mso-height-percent:0;mso-wrap-distance-left:9pt;mso-wrap-distance-top:0;mso-wrap-distance-right:9pt;mso-wrap-distance-bottom:0;mso-position-horizontal:absolute;mso-position-horizontal-relative:text;mso-position-vertical:absolute;mso-position-vertical-relative:text;mso-width-percent:0;mso-height-percent:0;mso-width-relative:page;mso-height-relative:page" from="57.05pt,.45pt" to="120.05pt,.45pt" o:gfxdata="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"/>
+            </w:pict>
+          </mc:Fallback>
+        </mc:AlternateContent>
+      </w:r>
       <w:r>
         <w:rPr>
           <w:noProof/>

--- a/static/media/8.kh_giam_sat_sau_hoan_gtgt.docx
+++ b/static/media/8.kh_giam_sat_sau_hoan_gtgt.docx
@@ -5,28 +5,76 @@
     <w:p>
       <w:pPr>
         <w:tabs>
-          <w:tab w:val="center" w:pos="1843"/>
-          <w:tab w:val="center" w:pos="6804"/>
+          <w:tab w:val="center" w:pos="1701"/>
+          <w:tab w:val="center" w:pos="6521"/>
         </w:tabs>
-        <w:ind w:right="-234"/>
-        <w:jc w:val="both"/>
-        <w:rPr>
-          <w:b/>
-          <w:color w:val="000000" w:themeColor="text1"/>
-        </w:rPr>
-      </w:pPr>
-      <w:r>
-        <w:rPr>
+        <w:jc w:val="both"/>
+        <w:rPr>
+          <w:b/>
           <w:color w:val="000000" w:themeColor="text1"/>
           <w:sz w:val="24"/>
           <w:szCs w:val="24"/>
         </w:rPr>
+      </w:pPr>
+      <w:r>
+        <w:rPr>
+          <w:color w:val="000000" w:themeColor="text1"/>
+          <w:sz w:val="24"/>
+          <w:szCs w:val="24"/>
+        </w:rPr>
         <w:tab/>
       </w:r>
       <w:r>
         <w:rPr>
           <w:color w:val="000000" w:themeColor="text1"/>
         </w:rPr>
+        <w:t>CỤC THUẾ</w:t>
+      </w:r>
+      <w:r>
+        <w:rPr>
+          <w:b/>
+          <w:color w:val="000000" w:themeColor="text1"/>
+          <w:sz w:val="24"/>
+          <w:szCs w:val="24"/>
+        </w:rPr>
+        <w:tab/>
+      </w:r>
+      <w:r>
+        <w:rPr>
+          <w:b/>
+          <w:color w:val="000000" w:themeColor="text1"/>
+        </w:rPr>
+        <w:t>CỘNG HÒA XÃ HỘI CHỦ NGHĨA VIỆT NAM</w:t>
+      </w:r>
+    </w:p>
+    <w:p>
+      <w:pPr>
+        <w:tabs>
+          <w:tab w:val="center" w:pos="1701"/>
+          <w:tab w:val="center" w:pos="6521"/>
+        </w:tabs>
+        <w:jc w:val="both"/>
+        <w:rPr>
+          <w:b/>
+          <w:color w:val="000000" w:themeColor="text1"/>
+          <w:sz w:val="24"/>
+          <w:szCs w:val="24"/>
+        </w:rPr>
+      </w:pPr>
+      <w:r>
+        <w:rPr>
+          <w:b/>
+          <w:color w:val="000000" w:themeColor="text1"/>
+          <w:sz w:val="24"/>
+          <w:szCs w:val="24"/>
+        </w:rPr>
+        <w:tab/>
+      </w:r>
+      <w:r>
+        <w:rPr>
+          <w:b/>
+          <w:color w:val="000000" w:themeColor="text1"/>
+        </w:rPr>
         <w:t>THUẾ TỈNH QUẢNG TRỊ</w:t>
       </w:r>
       <w:r>
@@ -35,170 +83,15 @@
           <w:color w:val="000000" w:themeColor="text1"/>
         </w:rPr>
         <w:tab/>
-        <w:t>C</w:t>
-      </w:r>
-      <w:r>
-        <w:rPr>
-          <w:b/>
-          <w:color w:val="000000" w:themeColor="text1"/>
-        </w:rPr>
-        <w:t>ỘNG HÒA XÃ HỘI CHỦ NGHĨA VIỆT NAM</w:t>
-      </w:r>
-    </w:p>
-    <w:p>
-      <w:pPr>
-        <w:tabs>
-          <w:tab w:val="center" w:pos="1843"/>
-          <w:tab w:val="center" w:pos="6804"/>
-        </w:tabs>
-        <w:ind w:right="-234"/>
-        <w:jc w:val="both"/>
-        <w:rPr>
-          <w:b/>
-          <w:color w:val="000000" w:themeColor="text1"/>
-        </w:rPr>
-      </w:pPr>
-      <w:r>
-        <w:rPr>
-          <w:noProof/>
-          <w:color w:val="000000" w:themeColor="text1"/>
-          <w:lang w:val="en-GB" w:eastAsia="en-GB"/>
-        </w:rPr>
-        <mc:AlternateContent>
-          <mc:Choice Requires="wps">
-            <w:drawing>
-              <wp:anchor distT="0" distB="0" distL="114300" distR="114300" simplePos="0" relativeHeight="251658752" behindDoc="0" locked="0" layoutInCell="1" allowOverlap="1" wp14:anchorId="757C7371" wp14:editId="0606BF16">
-                <wp:simplePos x="0" y="0"/>
-                <wp:positionH relativeFrom="column">
-                  <wp:posOffset>3284220</wp:posOffset>
-                </wp:positionH>
-                <wp:positionV relativeFrom="paragraph">
-                  <wp:posOffset>203200</wp:posOffset>
-                </wp:positionV>
-                <wp:extent cx="2057400" cy="0"/>
-                <wp:effectExtent l="0" t="0" r="19050" b="19050"/>
-                <wp:wrapNone/>
-                <wp:docPr id="2" name="Line 14"/>
-                <wp:cNvGraphicFramePr>
-                  <a:graphicFrameLocks xmlns:a="http://schemas.openxmlformats.org/drawingml/2006/main"/>
-                </wp:cNvGraphicFramePr>
-                <a:graphic xmlns:a="http://schemas.openxmlformats.org/drawingml/2006/main">
-                  <a:graphicData uri="http://schemas.microsoft.com/office/word/2010/wordprocessingShape">
-                    <wps:wsp>
-                      <wps:cNvCnPr>
-                        <a:cxnSpLocks noChangeShapeType="1"/>
-                      </wps:cNvCnPr>
-                      <wps:spPr bwMode="auto">
-                        <a:xfrm>
-                          <a:off x="0" y="0"/>
-                          <a:ext cx="2057400" cy="0"/>
-                        </a:xfrm>
-                        <a:prstGeom prst="line">
-                          <a:avLst/>
-                        </a:prstGeom>
-                        <a:noFill/>
-                        <a:ln w="9525">
-                          <a:solidFill>
-                            <a:srgbClr val="000000"/>
-                          </a:solidFill>
-                          <a:round/>
-                          <a:headEnd/>
-                          <a:tailEnd/>
-                        </a:ln>
-                        <a:extLst>
-                          <a:ext uri="{909E8E84-426E-40DD-AFC4-6F175D3DCCD1}">
-                            <a14:hiddenFill xmlns:a14="http://schemas.microsoft.com/office/drawing/2010/main">
-                              <a:noFill/>
-                            </a14:hiddenFill>
-                          </a:ext>
-                        </a:extLst>
-                      </wps:spPr>
-                      <wps:bodyPr/>
-                    </wps:wsp>
-                  </a:graphicData>
-                </a:graphic>
-                <wp14:sizeRelH relativeFrom="page">
-                  <wp14:pctWidth>0</wp14:pctWidth>
-                </wp14:sizeRelH>
-                <wp14:sizeRelV relativeFrom="page">
-                  <wp14:pctHeight>0</wp14:pctHeight>
-                </wp14:sizeRelV>
-              </wp:anchor>
-            </w:drawing>
-          </mc:Choice>
-          <mc:Fallback>
-            <w:pict>
-              <v:line w14:anchorId="5D3D4FEF" id="Line 14" o:spid="_x0000_s1026" style="position:absolute;z-index:251658752;visibility:visible;mso-wrap-style:square;mso-width-percent:0;mso-height-percent:0;mso-wrap-distance-left:9pt;mso-wrap-distance-top:0;mso-wrap-distance-right:9pt;mso-wrap-distance-bottom:0;mso-position-horizontal:absolute;mso-position-horizontal-relative:text;mso-position-vertical:absolute;mso-position-vertical-relative:text;mso-width-percent:0;mso-height-percent:0;mso-width-relative:page;mso-height-relative:page" from="258.6pt,16pt" to="420.6pt,16pt" o:gfxdata="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"/>
-            </w:pict>
-          </mc:Fallback>
-        </mc:AlternateContent>
-      </w:r>
-      <w:r>
-        <w:rPr>
-          <w:b/>
-          <w:color w:val="000000" w:themeColor="text1"/>
-        </w:rPr>
-        <w:tab/>
-      </w:r>
-      <w:r>
-        <w:rPr>
-          <w:b/>
-          <w:color w:val="000000" w:themeColor="text1"/>
-        </w:rPr>
-        <w:t xml:space="preserve">PHÒNG </w:t>
-      </w:r>
-      <w:r>
-        <w:rPr>
-          <w:b/>
-          <w:color w:val="000000" w:themeColor="text1"/>
-        </w:rPr>
-        <w:t>KIỂM TRA</w:t>
-      </w:r>
-      <w:r>
-        <w:rPr>
-          <w:b/>
-          <w:color w:val="000000" w:themeColor="text1"/>
-        </w:rPr>
-        <w:t xml:space="preserve"> SỐ </w:t>
-      </w:r>
-      <w:r>
-        <w:rPr>
-          <w:b/>
-          <w:color w:val="000000" w:themeColor="text1"/>
-        </w:rPr>
-        <w:t>2</w:t>
-      </w:r>
-      <w:r>
-        <w:rPr>
-          <w:b/>
-          <w:color w:val="000000" w:themeColor="text1"/>
-        </w:rPr>
-        <w:t xml:space="preserve"> </w:t>
-      </w:r>
-      <w:r>
-        <w:rPr>
-          <w:b/>
-          <w:color w:val="000000" w:themeColor="text1"/>
-        </w:rPr>
-        <w:tab/>
-      </w:r>
-      <w:r>
-        <w:rPr>
-          <w:b/>
-          <w:color w:val="000000" w:themeColor="text1"/>
-          <w:sz w:val="28"/>
-          <w:szCs w:val="28"/>
-        </w:rPr>
-        <w:t>Đ</w:t>
-      </w:r>
-      <w:r>
-        <w:rPr>
-          <w:b/>
-          <w:color w:val="000000" w:themeColor="text1"/>
-          <w:sz w:val="28"/>
-          <w:szCs w:val="28"/>
-        </w:rPr>
-        <w:t>ộc lập - Tự do - Hạnh phúc</w:t>
+      </w:r>
+      <w:r>
+        <w:rPr>
+          <w:b/>
+          <w:color w:val="000000" w:themeColor="text1"/>
+          <w:sz w:val="28"/>
+          <w:szCs w:val="28"/>
+        </w:rPr>
+        <w:t>Độc lập - Tự do - Hạnh phúc</w:t>
       </w:r>
     </w:p>
     <w:p>
@@ -219,15 +112,14 @@
           <w:noProof/>
           <w:color w:val="000000" w:themeColor="text1"/>
           <w:sz w:val="12"/>
-          <w:lang w:val="en-GB" w:eastAsia="en-GB"/>
         </w:rPr>
         <mc:AlternateContent>
           <mc:Choice Requires="wps">
             <w:drawing>
-              <wp:anchor distT="0" distB="0" distL="114300" distR="114300" simplePos="0" relativeHeight="251656704" behindDoc="0" locked="0" layoutInCell="1" allowOverlap="1" wp14:anchorId="51AEFD23" wp14:editId="7B380756">
+              <wp:anchor distT="0" distB="0" distL="114300" distR="114300" simplePos="0" relativeHeight="251659264" behindDoc="0" locked="0" layoutInCell="1" allowOverlap="1" wp14:anchorId="7156643C" wp14:editId="1A505154">
                 <wp:simplePos x="0" y="0"/>
                 <wp:positionH relativeFrom="column">
-                  <wp:posOffset>724535</wp:posOffset>
+                  <wp:posOffset>664845</wp:posOffset>
                 </wp:positionH>
                 <wp:positionV relativeFrom="paragraph">
                   <wp:posOffset>5715</wp:posOffset>
@@ -285,7 +177,7 @@
           </mc:Choice>
           <mc:Fallback>
             <w:pict>
-              <v:line w14:anchorId="2AD0F819" id="Line 12" o:spid="_x0000_s1026" style="position:absolute;z-index:251656704;visibility:visible;mso-wrap-style:square;mso-width-percent:0;mso-height-percent:0;mso-wrap-distance-left:9pt;mso-wrap-distance-top:0;mso-wrap-distance-right:9pt;mso-wrap-distance-bottom:0;mso-position-horizontal:absolute;mso-position-horizontal-relative:text;mso-position-vertical:absolute;mso-position-vertical-relative:text;mso-width-percent:0;mso-height-percent:0;mso-width-relative:page;mso-height-relative:page" from="57.05pt,.45pt" to="120.05pt,.45pt" o:gfxdata="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"/>
+              <v:line w14:anchorId="3EC94422" id="Line 12" o:spid="_x0000_s1026" style="position:absolute;z-index:251659264;visibility:visible;mso-wrap-style:square;mso-width-percent:0;mso-height-percent:0;mso-wrap-distance-left:9pt;mso-wrap-distance-top:0;mso-wrap-distance-right:9pt;mso-wrap-distance-bottom:0;mso-position-horizontal:absolute;mso-position-horizontal-relative:text;mso-position-vertical:absolute;mso-position-vertical-relative:text;mso-width-percent:0;mso-height-percent:0;mso-width-relative:page;mso-height-relative:page" from="52.35pt,.45pt" to="115.35pt,.45pt" o:gfxdata="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"/>
             </w:pict>
           </mc:Fallback>
         </mc:AlternateContent>
@@ -295,12 +187,86 @@
           <w:noProof/>
           <w:color w:val="000000" w:themeColor="text1"/>
           <w:sz w:val="12"/>
-          <w:lang w:val="en-GB" w:eastAsia="en-GB"/>
         </w:rPr>
         <mc:AlternateContent>
           <mc:Choice Requires="wps">
             <w:drawing>
-              <wp:anchor distT="0" distB="0" distL="114300" distR="114300" simplePos="0" relativeHeight="251657728" behindDoc="0" locked="0" layoutInCell="1" allowOverlap="1" wp14:anchorId="3807C406" wp14:editId="1CF7EDF4">
+              <wp:anchor distT="0" distB="0" distL="114300" distR="114300" simplePos="0" relativeHeight="251661312" behindDoc="0" locked="0" layoutInCell="1" allowOverlap="1" wp14:anchorId="164CD3EB" wp14:editId="1C6A8E07">
+                <wp:simplePos x="0" y="0"/>
+                <wp:positionH relativeFrom="column">
+                  <wp:posOffset>3122295</wp:posOffset>
+                </wp:positionH>
+                <wp:positionV relativeFrom="paragraph">
+                  <wp:posOffset>8255</wp:posOffset>
+                </wp:positionV>
+                <wp:extent cx="2057400" cy="0"/>
+                <wp:effectExtent l="0" t="0" r="0" b="0"/>
+                <wp:wrapNone/>
+                <wp:docPr id="2" name="Line 14"/>
+                <wp:cNvGraphicFramePr>
+                  <a:graphicFrameLocks xmlns:a="http://schemas.openxmlformats.org/drawingml/2006/main"/>
+                </wp:cNvGraphicFramePr>
+                <a:graphic xmlns:a="http://schemas.openxmlformats.org/drawingml/2006/main">
+                  <a:graphicData uri="http://schemas.microsoft.com/office/word/2010/wordprocessingShape">
+                    <wps:wsp>
+                      <wps:cNvCnPr>
+                        <a:cxnSpLocks noChangeShapeType="1"/>
+                      </wps:cNvCnPr>
+                      <wps:spPr bwMode="auto">
+                        <a:xfrm>
+                          <a:off x="0" y="0"/>
+                          <a:ext cx="2057400" cy="0"/>
+                        </a:xfrm>
+                        <a:prstGeom prst="line">
+                          <a:avLst/>
+                        </a:prstGeom>
+                        <a:noFill/>
+                        <a:ln w="9525">
+                          <a:solidFill>
+                            <a:srgbClr val="000000"/>
+                          </a:solidFill>
+                          <a:round/>
+                          <a:headEnd/>
+                          <a:tailEnd/>
+                        </a:ln>
+                        <a:extLst>
+                          <a:ext uri="{909E8E84-426E-40DD-AFC4-6F175D3DCCD1}">
+                            <a14:hiddenFill xmlns:a14="http://schemas.microsoft.com/office/drawing/2010/main">
+                              <a:noFill/>
+                            </a14:hiddenFill>
+                          </a:ext>
+                        </a:extLst>
+                      </wps:spPr>
+                      <wps:bodyPr/>
+                    </wps:wsp>
+                  </a:graphicData>
+                </a:graphic>
+                <wp14:sizeRelH relativeFrom="page">
+                  <wp14:pctWidth>0</wp14:pctWidth>
+                </wp14:sizeRelH>
+                <wp14:sizeRelV relativeFrom="page">
+                  <wp14:pctHeight>0</wp14:pctHeight>
+                </wp14:sizeRelV>
+              </wp:anchor>
+            </w:drawing>
+          </mc:Choice>
+          <mc:Fallback>
+            <w:pict>
+              <v:line w14:anchorId="3BDB7683" id="Line 14" o:spid="_x0000_s1026" style="position:absolute;z-index:251661312;visibility:visible;mso-wrap-style:square;mso-width-percent:0;mso-height-percent:0;mso-wrap-distance-left:9pt;mso-wrap-distance-top:0;mso-wrap-distance-right:9pt;mso-wrap-distance-bottom:0;mso-position-horizontal:absolute;mso-position-horizontal-relative:text;mso-position-vertical:absolute;mso-position-vertical-relative:text;mso-width-percent:0;mso-height-percent:0;mso-width-relative:page;mso-height-relative:page" from="245.85pt,.65pt" to="407.85pt,.65pt" o:gfxdata="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"/>
+            </w:pict>
+          </mc:Fallback>
+        </mc:AlternateContent>
+      </w:r>
+      <w:r>
+        <w:rPr>
+          <w:noProof/>
+          <w:color w:val="000000" w:themeColor="text1"/>
+          <w:sz w:val="12"/>
+        </w:rPr>
+        <mc:AlternateContent>
+          <mc:Choice Requires="wps">
+            <w:drawing>
+              <wp:anchor distT="0" distB="0" distL="114300" distR="114300" simplePos="0" relativeHeight="251660288" behindDoc="0" locked="0" layoutInCell="1" allowOverlap="1" wp14:anchorId="3ED76A1A" wp14:editId="690E2CD4">
                 <wp:simplePos x="0" y="0"/>
                 <wp:positionH relativeFrom="column">
                   <wp:posOffset>440055</wp:posOffset>
@@ -361,7 +327,7 @@
           </mc:Choice>
           <mc:Fallback>
             <w:pict>
-              <v:line w14:anchorId="2C056E30" id="Line 13" o:spid="_x0000_s1026" style="position:absolute;z-index:251657728;visibility:visible;mso-wrap-style:square;mso-width-percent:0;mso-height-percent:0;mso-wrap-distance-left:9pt;mso-wrap-distance-top:0;mso-wrap-distance-right:9pt;mso-wrap-distance-bottom:0;mso-position-horizontal:absolute;mso-position-horizontal-relative:text;mso-position-vertical:absolute;mso-position-vertical-relative:text;mso-width-percent:0;mso-height-percent:0;mso-width-relative:page;mso-height-relative:page" from="34.65pt,1.9pt" to="34.65pt,1.9pt" o:gfxdata="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"/>
+              <v:line w14:anchorId="78DDA105" id="Line 13" o:spid="_x0000_s1026" style="position:absolute;z-index:251660288;visibility:visible;mso-wrap-style:square;mso-width-percent:0;mso-height-percent:0;mso-wrap-distance-left:9pt;mso-wrap-distance-top:0;mso-wrap-distance-right:9pt;mso-wrap-distance-bottom:0;mso-position-horizontal:absolute;mso-position-horizontal-relative:text;mso-position-vertical:absolute;mso-position-vertical-relative:text;mso-width-percent:0;mso-height-percent:0;mso-width-relative:page;mso-height-relative:page" from="34.65pt,1.9pt" to="34.65pt,1.9pt" o:gfxdata="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"/>
             </w:pict>
           </mc:Fallback>
         </mc:AlternateContent>
@@ -371,7 +337,7 @@
           <w:color w:val="000000" w:themeColor="text1"/>
           <w:sz w:val="12"/>
         </w:rPr>
-        <w:t xml:space="preserve">                      </w:t>
+        <w:t xml:space="preserve">                     </w:t>
       </w:r>
       <w:r>
         <w:rPr>
@@ -386,7 +352,7 @@
       <w:pPr>
         <w:tabs>
           <w:tab w:val="center" w:pos="1800"/>
-          <w:tab w:val="right" w:pos="9639"/>
+          <w:tab w:val="center" w:pos="7020"/>
         </w:tabs>
         <w:jc w:val="both"/>
         <w:rPr>
@@ -420,21 +386,26 @@
           <w:sz w:val="28"/>
           <w:szCs w:val="28"/>
         </w:rPr>
-        <w:t xml:space="preserve">Quảng Trị, </w:t>
-      </w:r>
-      <w:r>
-        <w:rPr>
-          <w:i/>
-          <w:color w:val="000000" w:themeColor="text1"/>
-          <w:sz w:val="28"/>
-          <w:szCs w:val="28"/>
-        </w:rPr>
-        <w:t>&lt;ngay_thang&gt;</w:t>
-      </w:r>
-    </w:p>
-    <w:p>
-      <w:pPr>
-        <w:spacing w:before="240" w:after="240"/>
+        <w:t>Quảng Trị, &lt;ngay_thang&gt;</w:t>
+      </w:r>
+    </w:p>
+    <w:p>
+      <w:pPr>
+        <w:tabs>
+          <w:tab w:val="center" w:pos="1560"/>
+          <w:tab w:val="center" w:pos="6663"/>
+        </w:tabs>
+        <w:jc w:val="both"/>
+        <w:rPr>
+          <w:b/>
+          <w:color w:val="000000" w:themeColor="text1"/>
+          <w:sz w:val="34"/>
+          <w:szCs w:val="28"/>
+        </w:rPr>
+      </w:pPr>
+    </w:p>
+    <w:p>
+      <w:pPr>
         <w:jc w:val="center"/>
         <w:rPr>
           <w:b/>
@@ -450,7 +421,27 @@
           <w:sz w:val="28"/>
           <w:szCs w:val="28"/>
         </w:rPr>
-        <w:t xml:space="preserve">KẾ HOẠCH GIÁM SÁT HOẠT ĐỘNG CỦA ĐOÀN </w:t>
+        <w:t xml:space="preserve">KẾ HOẠCH GIÁM SÁT HOẠT ĐỘNG </w:t>
+      </w:r>
+    </w:p>
+    <w:p>
+      <w:pPr>
+        <w:jc w:val="center"/>
+        <w:rPr>
+          <w:b/>
+          <w:color w:val="000000" w:themeColor="text1"/>
+          <w:sz w:val="28"/>
+          <w:szCs w:val="28"/>
+        </w:rPr>
+      </w:pPr>
+      <w:r>
+        <w:rPr>
+          <w:b/>
+          <w:color w:val="000000" w:themeColor="text1"/>
+          <w:sz w:val="28"/>
+          <w:szCs w:val="28"/>
+        </w:rPr>
+        <w:t xml:space="preserve">CỦA ĐOÀN </w:t>
       </w:r>
       <w:r>
         <w:rPr>
@@ -468,576 +459,978 @@
           <w:sz w:val="28"/>
           <w:szCs w:val="28"/>
         </w:rPr>
+        <w:t xml:space="preserve"> THUẾ</w:t>
+      </w:r>
+    </w:p>
+    <w:p>
+      <w:pPr>
+        <w:jc w:val="center"/>
+        <w:rPr>
+          <w:b/>
+          <w:color w:val="000000" w:themeColor="text1"/>
+          <w:sz w:val="20"/>
+          <w:szCs w:val="28"/>
+        </w:rPr>
+      </w:pPr>
+    </w:p>
+    <w:p>
+      <w:pPr>
+        <w:spacing w:before="60" w:after="40"/>
+        <w:jc w:val="both"/>
+        <w:rPr>
+          <w:color w:val="000000" w:themeColor="text1"/>
+          <w:sz w:val="8"/>
+          <w:szCs w:val="28"/>
+        </w:rPr>
+      </w:pPr>
+    </w:p>
+    <w:p>
+      <w:pPr>
+        <w:ind w:firstLine="567"/>
+        <w:jc w:val="both"/>
+        <w:rPr>
+          <w:color w:val="000000" w:themeColor="text1"/>
+          <w:sz w:val="28"/>
+          <w:szCs w:val="28"/>
+        </w:rPr>
+      </w:pPr>
+      <w:r>
+        <w:rPr>
+          <w:color w:val="000000" w:themeColor="text1"/>
+          <w:sz w:val="28"/>
+          <w:szCs w:val="28"/>
+        </w:rPr>
+        <w:t>Thực hiện Quyết định số         /QĐ-</w:t>
+      </w:r>
+      <w:r>
+        <w:rPr>
+          <w:color w:val="000000" w:themeColor="text1"/>
+          <w:sz w:val="28"/>
+          <w:szCs w:val="28"/>
+        </w:rPr>
+        <w:t xml:space="preserve">QTR </w:t>
+      </w:r>
+      <w:r>
+        <w:rPr>
+          <w:color w:val="000000" w:themeColor="text1"/>
+          <w:sz w:val="28"/>
+          <w:szCs w:val="28"/>
+        </w:rPr>
+        <w:t xml:space="preserve">&lt;ngay_thang&gt; của </w:t>
+      </w:r>
+      <w:r>
+        <w:rPr>
+          <w:color w:val="000000" w:themeColor="text1"/>
+          <w:sz w:val="28"/>
+          <w:szCs w:val="28"/>
+        </w:rPr>
+        <w:t>Trưởng Thuế tỉnh Quảng Trị</w:t>
+      </w:r>
+      <w:r>
+        <w:rPr>
+          <w:color w:val="000000" w:themeColor="text1"/>
+          <w:sz w:val="28"/>
+          <w:szCs w:val="28"/>
+        </w:rPr>
+        <w:t xml:space="preserve"> về việc giám sát hoạt động của Đoàn </w:t>
+      </w:r>
+      <w:r>
+        <w:rPr>
+          <w:color w:val="000000" w:themeColor="text1"/>
+          <w:sz w:val="28"/>
+          <w:szCs w:val="28"/>
+        </w:rPr>
+        <w:t xml:space="preserve">kiểm tra </w:t>
+      </w:r>
+      <w:r>
+        <w:rPr>
+          <w:color w:val="000000" w:themeColor="text1"/>
+          <w:sz w:val="28"/>
+          <w:szCs w:val="28"/>
+        </w:rPr>
+        <w:t xml:space="preserve">thuế tại </w:t>
+      </w:r>
+      <w:r>
+        <w:rPr>
+          <w:color w:val="000000" w:themeColor="text1"/>
+          <w:sz w:val="28"/>
+          <w:szCs w:val="28"/>
+          <w:lang w:val="nl-NL"/>
+        </w:rPr>
+        <w:t>&lt;ten_dv&gt;</w:t>
+      </w:r>
+      <w:r>
+        <w:rPr>
+          <w:color w:val="000000" w:themeColor="text1"/>
+          <w:sz w:val="28"/>
+          <w:szCs w:val="28"/>
+        </w:rPr>
+        <w:t>; Mã số thuế: &lt;mst&gt;</w:t>
+      </w:r>
+      <w:r>
+        <w:rPr>
+          <w:color w:val="000000" w:themeColor="text1"/>
+          <w:sz w:val="28"/>
+          <w:szCs w:val="28"/>
+        </w:rPr>
+        <w:t>.</w:t>
+      </w:r>
+      <w:r>
+        <w:rPr>
+          <w:color w:val="000000" w:themeColor="text1"/>
+          <w:sz w:val="28"/>
+          <w:szCs w:val="28"/>
+        </w:rPr>
+        <w:t xml:space="preserve"> Địa chỉ: &lt;dia_chi&gt;</w:t>
+      </w:r>
+      <w:r>
+        <w:rPr>
+          <w:color w:val="000000" w:themeColor="text1"/>
+          <w:sz w:val="28"/>
+          <w:szCs w:val="28"/>
+        </w:rPr>
+        <w:t>.</w:t>
+      </w:r>
+    </w:p>
+    <w:p>
+      <w:pPr>
+        <w:spacing w:line="276" w:lineRule="auto"/>
+        <w:ind w:firstLine="567"/>
+        <w:jc w:val="both"/>
+        <w:rPr>
+          <w:rFonts w:eastAsia="Calibri"/>
+          <w:color w:val="000000"/>
+          <w:sz w:val="28"/>
+          <w:szCs w:val="28"/>
+          <w:lang w:val="nl-NL" w:eastAsia="en-GB"/>
+        </w:rPr>
+      </w:pPr>
+      <w:r>
+        <w:rPr>
+          <w:rFonts w:eastAsia="Calibri"/>
+          <w:spacing w:val="-4"/>
+          <w:sz w:val="28"/>
+          <w:szCs w:val="22"/>
+          <w:lang w:val="nl-NL"/>
+        </w:rPr>
+        <w:t>Người được giao nhiệm vụ giám sát Đoàn kiểm tra</w:t>
+      </w:r>
+      <w:r>
+        <w:rPr>
+          <w:rFonts w:eastAsia="Calibri"/>
+          <w:spacing w:val="4"/>
+          <w:sz w:val="28"/>
+          <w:szCs w:val="22"/>
+          <w:lang w:val="nl-NL"/>
+        </w:rPr>
+        <w:t xml:space="preserve"> lập kế hoạch tiến hành giám sát như sau</w:t>
+      </w:r>
+      <w:r>
+        <w:rPr>
+          <w:rFonts w:eastAsia="Calibri"/>
+          <w:spacing w:val="-2"/>
+          <w:sz w:val="28"/>
+          <w:szCs w:val="22"/>
+          <w:lang w:val="nl-NL"/>
+        </w:rPr>
+        <w:t>:</w:t>
+      </w:r>
+    </w:p>
+    <w:p>
+      <w:pPr>
+        <w:shd w:val="clear" w:color="auto" w:fill="FFFFFF"/>
+        <w:spacing w:before="120" w:after="120" w:line="234" w:lineRule="atLeast"/>
+        <w:ind w:firstLine="567"/>
+        <w:jc w:val="both"/>
+        <w:rPr>
+          <w:b/>
+          <w:color w:val="000000" w:themeColor="text1"/>
+          <w:sz w:val="28"/>
+          <w:szCs w:val="28"/>
+        </w:rPr>
+      </w:pPr>
+      <w:r>
+        <w:rPr>
+          <w:b/>
+          <w:color w:val="000000" w:themeColor="text1"/>
+          <w:sz w:val="28"/>
+          <w:szCs w:val="28"/>
+        </w:rPr>
+        <w:t>I. Mục đích, yêu cầu</w:t>
+      </w:r>
+    </w:p>
+    <w:p>
+      <w:pPr>
+        <w:spacing w:line="288" w:lineRule="auto"/>
+        <w:ind w:firstLine="567"/>
+        <w:jc w:val="both"/>
+        <w:rPr>
+          <w:rFonts w:eastAsia="Calibri"/>
+          <w:sz w:val="28"/>
+          <w:szCs w:val="22"/>
+          <w:lang w:val="nl-NL"/>
+        </w:rPr>
+      </w:pPr>
+      <w:r>
+        <w:rPr>
+          <w:rFonts w:eastAsia="Calibri"/>
+          <w:sz w:val="28"/>
+          <w:szCs w:val="22"/>
+          <w:lang w:val="vi-VN"/>
+        </w:rPr>
+        <w:t xml:space="preserve">- Mục đích: Nhằm theo dõi, nắm bắt việc chấp hành pháp luật, tuân thủ chuẩn mực đạo đức, quy tắc ứng xử của công chức thuế và ý thức kỷ luật của Trưởng đoàn, thành viên Đoàn </w:t>
+      </w:r>
+      <w:r>
+        <w:rPr>
+          <w:rFonts w:eastAsia="Calibri"/>
+          <w:spacing w:val="-4"/>
+          <w:sz w:val="28"/>
+          <w:szCs w:val="22"/>
+          <w:lang w:val="nl-NL"/>
+        </w:rPr>
+        <w:t>kiểm</w:t>
+      </w:r>
+      <w:r>
+        <w:rPr>
+          <w:rFonts w:eastAsia="Calibri"/>
+          <w:sz w:val="28"/>
+          <w:szCs w:val="22"/>
+          <w:lang w:val="vi-VN"/>
+        </w:rPr>
+        <w:t xml:space="preserve"> tra thuế; </w:t>
+      </w:r>
+      <w:r>
+        <w:rPr>
+          <w:rFonts w:eastAsia="Calibri"/>
+          <w:sz w:val="28"/>
+          <w:szCs w:val="22"/>
+          <w:lang w:val="nl-NL"/>
+        </w:rPr>
+        <w:t>t</w:t>
+      </w:r>
+      <w:r>
+        <w:rPr>
+          <w:rFonts w:eastAsia="Calibri"/>
+          <w:sz w:val="28"/>
+          <w:szCs w:val="22"/>
+          <w:lang w:val="vi-VN"/>
+        </w:rPr>
+        <w:t xml:space="preserve">ình hình thực hiện nhiệm vụ và triển khai hoạt động </w:t>
+      </w:r>
+      <w:r>
+        <w:rPr>
+          <w:rFonts w:eastAsia="Calibri"/>
+          <w:sz w:val="28"/>
+          <w:szCs w:val="22"/>
+          <w:lang w:val="nl-NL"/>
+        </w:rPr>
+        <w:t>kiểm</w:t>
+      </w:r>
+      <w:r>
+        <w:rPr>
+          <w:rFonts w:eastAsia="Calibri"/>
+          <w:sz w:val="28"/>
+          <w:szCs w:val="22"/>
+          <w:lang w:val="vi-VN"/>
+        </w:rPr>
+        <w:t xml:space="preserve"> tra thuế để kịp thời có biện pháp chấn chỉnh, xử lý nhằm đảm bảo thực hiện đúng mục đích, yêu cầu, nội dung theo kế hoạch </w:t>
+      </w:r>
+      <w:r>
+        <w:rPr>
+          <w:rFonts w:eastAsia="Calibri"/>
+          <w:sz w:val="28"/>
+          <w:szCs w:val="22"/>
+          <w:lang w:val="nl-NL"/>
+        </w:rPr>
+        <w:t>kiểm</w:t>
+      </w:r>
+      <w:r>
+        <w:rPr>
+          <w:rFonts w:eastAsia="Calibri"/>
+          <w:sz w:val="28"/>
+          <w:szCs w:val="22"/>
+          <w:lang w:val="vi-VN"/>
+        </w:rPr>
+        <w:t xml:space="preserve"> tra đã được phê duyệt.</w:t>
+      </w:r>
+    </w:p>
+    <w:p>
+      <w:pPr>
+        <w:spacing w:line="288" w:lineRule="auto"/>
+        <w:ind w:firstLine="567"/>
+        <w:jc w:val="both"/>
+        <w:rPr>
+          <w:rFonts w:eastAsia="Calibri"/>
+          <w:sz w:val="28"/>
+          <w:szCs w:val="22"/>
+          <w:lang w:val="nl-NL"/>
+        </w:rPr>
+      </w:pPr>
+      <w:r>
+        <w:rPr>
+          <w:rFonts w:eastAsia="Calibri"/>
+          <w:sz w:val="28"/>
+          <w:szCs w:val="22"/>
+          <w:lang w:val="vi-VN"/>
+        </w:rPr>
+        <w:t>- Yêu cầu:</w:t>
+      </w:r>
+    </w:p>
+    <w:p>
+      <w:pPr>
+        <w:spacing w:line="288" w:lineRule="auto"/>
+        <w:ind w:firstLine="567"/>
+        <w:jc w:val="both"/>
+        <w:rPr>
+          <w:rFonts w:eastAsia="Calibri"/>
+          <w:sz w:val="28"/>
+          <w:szCs w:val="22"/>
+          <w:lang w:val="nl-NL"/>
+        </w:rPr>
+      </w:pPr>
+      <w:r>
+        <w:rPr>
+          <w:rFonts w:eastAsia="Calibri"/>
+          <w:sz w:val="28"/>
+          <w:szCs w:val="22"/>
+          <w:lang w:val="vi-VN"/>
+        </w:rPr>
+        <w:t xml:space="preserve">+ Việc giám sát hoạt động của Đoàn </w:t>
+      </w:r>
+      <w:r>
+        <w:rPr>
+          <w:rFonts w:eastAsia="Calibri"/>
+          <w:sz w:val="28"/>
+          <w:szCs w:val="22"/>
+          <w:lang w:val="nl-NL"/>
+        </w:rPr>
+        <w:t>kiểm</w:t>
+      </w:r>
+      <w:r>
+        <w:rPr>
+          <w:rFonts w:eastAsia="Calibri"/>
+          <w:sz w:val="28"/>
+          <w:szCs w:val="22"/>
+          <w:lang w:val="vi-VN"/>
+        </w:rPr>
+        <w:t xml:space="preserve"> tra thuế được tiến hành thường xuyên kể từ ngày công bố quyết định </w:t>
+      </w:r>
+      <w:r>
+        <w:rPr>
+          <w:rFonts w:eastAsia="Calibri"/>
+          <w:sz w:val="28"/>
+          <w:szCs w:val="22"/>
+          <w:lang w:val="nl-NL"/>
+        </w:rPr>
+        <w:t>kiểm</w:t>
+      </w:r>
+      <w:r>
+        <w:rPr>
+          <w:rFonts w:eastAsia="Calibri"/>
+          <w:sz w:val="28"/>
+          <w:szCs w:val="22"/>
+          <w:lang w:val="vi-VN"/>
+        </w:rPr>
+        <w:t xml:space="preserve"> tra thuế đến ngày kết thúc việc </w:t>
+      </w:r>
+      <w:r>
+        <w:rPr>
+          <w:rFonts w:eastAsia="Calibri"/>
+          <w:sz w:val="28"/>
+          <w:szCs w:val="22"/>
+          <w:lang w:val="nl-NL"/>
+        </w:rPr>
+        <w:t>kiểm</w:t>
+      </w:r>
+      <w:r>
+        <w:rPr>
+          <w:rFonts w:eastAsia="Calibri"/>
+          <w:sz w:val="28"/>
+          <w:szCs w:val="22"/>
+          <w:lang w:val="vi-VN"/>
+        </w:rPr>
+        <w:t xml:space="preserve"> tra thuế tại trụ sở người nộp thuế.</w:t>
+      </w:r>
+    </w:p>
+    <w:p>
+      <w:pPr>
+        <w:spacing w:line="288" w:lineRule="auto"/>
+        <w:ind w:firstLine="567"/>
+        <w:jc w:val="both"/>
+        <w:rPr>
+          <w:rFonts w:eastAsia="Calibri"/>
+          <w:sz w:val="28"/>
+          <w:szCs w:val="22"/>
+          <w:lang w:val="nl-NL"/>
+        </w:rPr>
+      </w:pPr>
+      <w:r>
+        <w:rPr>
+          <w:rFonts w:eastAsia="Calibri"/>
+          <w:sz w:val="28"/>
+          <w:szCs w:val="22"/>
+          <w:lang w:val="vi-VN"/>
+        </w:rPr>
+        <w:t>+ Tuân theo pháp luật, bảo đảm tính chính xác, khách quan, công khai, dân chủ, kịp thời.</w:t>
+      </w:r>
+    </w:p>
+    <w:p>
+      <w:pPr>
+        <w:spacing w:line="288" w:lineRule="auto"/>
+        <w:ind w:firstLine="567"/>
+        <w:jc w:val="both"/>
+        <w:rPr>
+          <w:rFonts w:eastAsia="Calibri"/>
+          <w:sz w:val="28"/>
+          <w:szCs w:val="22"/>
+          <w:lang w:val="nl-NL"/>
+        </w:rPr>
+      </w:pPr>
+      <w:r>
+        <w:rPr>
+          <w:rFonts w:eastAsia="Calibri"/>
+          <w:spacing w:val="-4"/>
+          <w:sz w:val="28"/>
+          <w:szCs w:val="22"/>
+          <w:lang w:val="vi-VN"/>
+        </w:rPr>
+        <w:t xml:space="preserve">+ Bảo đảm bí mật thông tin, tài liệu liên quan đến hoạt động của Đoàn </w:t>
+      </w:r>
+      <w:r>
+        <w:rPr>
+          <w:rFonts w:eastAsia="Calibri"/>
+          <w:sz w:val="28"/>
+          <w:szCs w:val="22"/>
+          <w:lang w:val="nl-NL"/>
+        </w:rPr>
+        <w:t>kiểm</w:t>
+      </w:r>
+      <w:r>
+        <w:rPr>
+          <w:rFonts w:eastAsia="Calibri"/>
+          <w:spacing w:val="-4"/>
+          <w:sz w:val="28"/>
+          <w:szCs w:val="22"/>
+          <w:lang w:val="vi-VN"/>
+        </w:rPr>
+        <w:t xml:space="preserve"> tra thuế; không can thiệp trái pháp luật vào hoạt động của Đoàn </w:t>
+      </w:r>
+      <w:r>
+        <w:rPr>
+          <w:rFonts w:eastAsia="Calibri"/>
+          <w:sz w:val="28"/>
+          <w:szCs w:val="22"/>
+          <w:lang w:val="nl-NL"/>
+        </w:rPr>
+        <w:t>kiểm</w:t>
+      </w:r>
+      <w:r>
+        <w:rPr>
+          <w:rFonts w:eastAsia="Calibri"/>
+          <w:spacing w:val="-4"/>
+          <w:sz w:val="28"/>
+          <w:szCs w:val="22"/>
+          <w:lang w:val="vi-VN"/>
+        </w:rPr>
+        <w:t xml:space="preserve"> tra thuế</w:t>
+      </w:r>
+      <w:r>
+        <w:rPr>
+          <w:rFonts w:eastAsia="Calibri"/>
+          <w:sz w:val="28"/>
+          <w:szCs w:val="22"/>
+          <w:lang w:val="vi-VN"/>
+        </w:rPr>
+        <w:t>.</w:t>
+      </w:r>
+    </w:p>
+    <w:p>
+      <w:pPr>
+        <w:shd w:val="clear" w:color="auto" w:fill="FFFFFF"/>
+        <w:spacing w:before="120" w:after="120" w:line="234" w:lineRule="atLeast"/>
+        <w:ind w:firstLine="567"/>
+        <w:jc w:val="both"/>
+        <w:rPr>
+          <w:b/>
+          <w:color w:val="000000" w:themeColor="text1"/>
+          <w:sz w:val="28"/>
+          <w:szCs w:val="28"/>
+        </w:rPr>
+      </w:pPr>
+      <w:r>
+        <w:rPr>
+          <w:b/>
+          <w:color w:val="000000" w:themeColor="text1"/>
+          <w:sz w:val="28"/>
+          <w:szCs w:val="28"/>
+        </w:rPr>
+        <w:t>II. Nội dung giám sát:</w:t>
+      </w:r>
+    </w:p>
+    <w:p>
+      <w:pPr>
+        <w:spacing w:line="288" w:lineRule="auto"/>
+        <w:ind w:firstLine="567"/>
+        <w:jc w:val="both"/>
+        <w:rPr>
+          <w:rFonts w:eastAsia="Calibri"/>
+          <w:sz w:val="28"/>
+          <w:szCs w:val="22"/>
+          <w:lang w:val="nl-NL"/>
+        </w:rPr>
+      </w:pPr>
+      <w:r>
+        <w:rPr>
+          <w:rFonts w:eastAsia="Calibri"/>
+          <w:sz w:val="28"/>
+          <w:szCs w:val="22"/>
+          <w:lang w:val="vi-VN"/>
+        </w:rPr>
+        <w:t xml:space="preserve">1. Giám sát việc chấp hành pháp luật của Trưởng đoàn, thành viên Đoàn </w:t>
+      </w:r>
+      <w:r>
+        <w:rPr>
+          <w:rFonts w:eastAsia="Calibri"/>
+          <w:sz w:val="28"/>
+          <w:szCs w:val="22"/>
+          <w:lang w:val="nl-NL"/>
+        </w:rPr>
+        <w:t>kiểm</w:t>
+      </w:r>
+      <w:r>
+        <w:rPr>
+          <w:rFonts w:eastAsia="Calibri"/>
+          <w:sz w:val="28"/>
+          <w:szCs w:val="22"/>
+          <w:lang w:val="vi-VN"/>
+        </w:rPr>
+        <w:t xml:space="preserve"> tra thuế.</w:t>
+      </w:r>
+    </w:p>
+    <w:p>
+      <w:pPr>
+        <w:spacing w:line="288" w:lineRule="auto"/>
+        <w:ind w:firstLine="567"/>
+        <w:jc w:val="both"/>
+        <w:rPr>
+          <w:rFonts w:eastAsia="Calibri"/>
+          <w:sz w:val="28"/>
+          <w:szCs w:val="22"/>
+          <w:lang w:val="vi-VN"/>
+        </w:rPr>
+      </w:pPr>
+      <w:r>
+        <w:rPr>
+          <w:rFonts w:eastAsia="Calibri"/>
+          <w:sz w:val="28"/>
+          <w:szCs w:val="22"/>
+          <w:lang w:val="vi-VN"/>
+        </w:rPr>
+        <w:t xml:space="preserve">2. Giám sát việc thực hiện nhiệm vụ và triển khai hoạt động </w:t>
+      </w:r>
+      <w:r>
+        <w:rPr>
+          <w:rFonts w:eastAsia="Calibri"/>
+          <w:sz w:val="28"/>
+          <w:szCs w:val="22"/>
+          <w:lang w:val="nl-NL"/>
+        </w:rPr>
+        <w:t>kiểm</w:t>
+      </w:r>
+      <w:r>
+        <w:rPr>
+          <w:rFonts w:eastAsia="Calibri"/>
+          <w:sz w:val="28"/>
+          <w:szCs w:val="22"/>
+          <w:lang w:val="vi-VN"/>
+        </w:rPr>
+        <w:t xml:space="preserve"> tra thuế của Đoàn </w:t>
+      </w:r>
+      <w:r>
+        <w:rPr>
+          <w:rFonts w:eastAsia="Calibri"/>
+          <w:sz w:val="28"/>
+          <w:szCs w:val="22"/>
+          <w:lang w:val="nl-NL"/>
+        </w:rPr>
+        <w:t>kiểm</w:t>
+      </w:r>
+      <w:r>
+        <w:rPr>
+          <w:rFonts w:eastAsia="Calibri"/>
+          <w:sz w:val="28"/>
+          <w:szCs w:val="22"/>
+          <w:lang w:val="vi-VN"/>
+        </w:rPr>
+        <w:t xml:space="preserve"> tra thuế.</w:t>
+      </w:r>
+    </w:p>
+    <w:p>
+      <w:pPr>
+        <w:shd w:val="clear" w:color="auto" w:fill="FFFFFF"/>
+        <w:spacing w:before="120" w:after="120" w:line="234" w:lineRule="atLeast"/>
+        <w:ind w:firstLine="567"/>
+        <w:jc w:val="both"/>
+        <w:rPr>
+          <w:b/>
+          <w:color w:val="000000" w:themeColor="text1"/>
+          <w:sz w:val="28"/>
+          <w:szCs w:val="28"/>
+        </w:rPr>
+      </w:pPr>
+      <w:r>
+        <w:rPr>
+          <w:b/>
+          <w:color w:val="000000" w:themeColor="text1"/>
+          <w:sz w:val="28"/>
+          <w:szCs w:val="28"/>
+        </w:rPr>
+        <w:t xml:space="preserve">III. Hình thức giám sát: </w:t>
+      </w:r>
+    </w:p>
+    <w:p>
+      <w:pPr>
+        <w:spacing w:line="288" w:lineRule="auto"/>
+        <w:ind w:firstLine="567"/>
+        <w:jc w:val="both"/>
+        <w:rPr>
+          <w:rFonts w:eastAsia="Calibri"/>
+          <w:sz w:val="28"/>
+          <w:szCs w:val="22"/>
+          <w:lang w:val="vi-VN"/>
+        </w:rPr>
+      </w:pPr>
+      <w:r>
+        <w:rPr>
+          <w:rFonts w:eastAsia="Calibri"/>
+          <w:sz w:val="28"/>
+          <w:szCs w:val="22"/>
+          <w:lang w:val="vi-VN"/>
+        </w:rPr>
+        <w:t>Tổng hợp, đánh giá thông tin về các nội dung giám sát theo quy định từ các nguồn sau đây:</w:t>
+      </w:r>
+    </w:p>
+    <w:p>
+      <w:pPr>
+        <w:spacing w:line="288" w:lineRule="auto"/>
+        <w:ind w:firstLine="567"/>
+        <w:jc w:val="both"/>
+        <w:rPr>
+          <w:rFonts w:eastAsia="Calibri"/>
+          <w:sz w:val="28"/>
+          <w:szCs w:val="22"/>
+          <w:lang w:val="vi-VN"/>
+        </w:rPr>
+      </w:pPr>
+      <w:r>
+        <w:rPr>
+          <w:rFonts w:eastAsia="Calibri"/>
+          <w:sz w:val="28"/>
+          <w:szCs w:val="22"/>
+          <w:lang w:val="vi-VN"/>
+        </w:rPr>
+        <w:t>- Báo cáo, thông tin và tài liệu có liên quan đến hoạt động của Đoàn kiểm tra thuế do Đoàn kiểm tra cung cấp theo định kỳ hoặc đột xuất;</w:t>
+      </w:r>
+    </w:p>
+    <w:p>
+      <w:pPr>
+        <w:spacing w:line="288" w:lineRule="auto"/>
+        <w:ind w:firstLine="567"/>
+        <w:jc w:val="both"/>
+        <w:rPr>
+          <w:rFonts w:eastAsia="Calibri"/>
+          <w:sz w:val="28"/>
+          <w:szCs w:val="22"/>
+          <w:lang w:val="vi-VN"/>
+        </w:rPr>
+      </w:pPr>
+      <w:r>
+        <w:rPr>
+          <w:rFonts w:eastAsia="Calibri"/>
+          <w:sz w:val="28"/>
+          <w:szCs w:val="22"/>
+          <w:lang w:val="vi-VN"/>
+        </w:rPr>
+        <w:lastRenderedPageBreak/>
+        <w:t>- Kiến nghị, phản ánh hoặc khiếu nại, tố cáo của đối tượng kiểm tra, của cơ quan, tổ chức, cá nhân về hoạt động của Đoàn kiểm tra, hành vi của Trưởng đoàn và các thành viên Đoàn kiểm tra.</w:t>
+      </w:r>
+    </w:p>
+    <w:p>
+      <w:pPr>
+        <w:spacing w:line="288" w:lineRule="auto"/>
+        <w:ind w:firstLine="567"/>
+        <w:jc w:val="both"/>
+        <w:rPr>
+          <w:rFonts w:eastAsia="Calibri"/>
+          <w:sz w:val="28"/>
+          <w:szCs w:val="22"/>
+          <w:lang w:val="vi-VN"/>
+        </w:rPr>
+      </w:pPr>
+      <w:r>
+        <w:rPr>
+          <w:rFonts w:eastAsia="Calibri"/>
+          <w:sz w:val="28"/>
+          <w:szCs w:val="22"/>
+          <w:lang w:val="vi-VN"/>
+        </w:rPr>
+        <w:t>- Làm việc trực tiếp với Đoàn kiểm tra, đối tượng kiểm tra nếu xét thấy cần làm rõ hoặc bổ sung thông tin cho việc giám sát.</w:t>
+      </w:r>
+    </w:p>
+    <w:p>
+      <w:pPr>
+        <w:shd w:val="clear" w:color="auto" w:fill="FFFFFF"/>
+        <w:spacing w:before="120" w:after="120" w:line="234" w:lineRule="atLeast"/>
+        <w:ind w:firstLine="567"/>
+        <w:jc w:val="both"/>
+        <w:rPr>
+          <w:b/>
+          <w:color w:val="000000" w:themeColor="text1"/>
+          <w:sz w:val="28"/>
+          <w:szCs w:val="28"/>
+        </w:rPr>
+      </w:pPr>
+      <w:r>
+        <w:rPr>
+          <w:b/>
+          <w:color w:val="000000" w:themeColor="text1"/>
+          <w:sz w:val="28"/>
+          <w:szCs w:val="28"/>
+        </w:rPr>
+        <w:t>IV.Tổ chức thực hiện</w:t>
+      </w:r>
+    </w:p>
+    <w:p>
+      <w:pPr>
+        <w:spacing w:line="288" w:lineRule="auto"/>
+        <w:ind w:firstLine="567"/>
+        <w:jc w:val="both"/>
+        <w:rPr>
+          <w:rFonts w:eastAsia="Calibri"/>
+          <w:sz w:val="28"/>
+          <w:szCs w:val="22"/>
+          <w:lang w:val="vi-VN"/>
+        </w:rPr>
+      </w:pPr>
+      <w:r>
+        <w:rPr>
+          <w:rFonts w:eastAsia="Calibri"/>
+          <w:sz w:val="28"/>
+          <w:szCs w:val="22"/>
+          <w:lang w:val="vi-VN"/>
+        </w:rPr>
+        <w:t xml:space="preserve">- Tiến độ thực hiện: </w:t>
+      </w:r>
+      <w:r>
+        <w:rPr>
+          <w:rFonts w:eastAsia="Calibri"/>
+          <w:spacing w:val="-4"/>
+          <w:sz w:val="28"/>
+          <w:szCs w:val="22"/>
+          <w:lang w:val="nl-NL"/>
+        </w:rPr>
+        <w:t xml:space="preserve">Người được giao nhiệm vụ giám sát Đoàn </w:t>
+      </w:r>
+      <w:r>
+        <w:rPr>
+          <w:rFonts w:eastAsia="Calibri"/>
+          <w:sz w:val="28"/>
+          <w:szCs w:val="22"/>
+          <w:lang w:val="vi-VN"/>
+        </w:rPr>
+        <w:t>kiểm</w:t>
+      </w:r>
+      <w:r>
+        <w:rPr>
+          <w:rFonts w:eastAsia="Calibri"/>
+          <w:spacing w:val="-4"/>
+          <w:sz w:val="28"/>
+          <w:szCs w:val="22"/>
+          <w:lang w:val="nl-NL"/>
+        </w:rPr>
+        <w:t xml:space="preserve"> tra</w:t>
+      </w:r>
+      <w:r>
+        <w:rPr>
+          <w:rFonts w:eastAsia="Calibri"/>
+          <w:spacing w:val="4"/>
+          <w:sz w:val="28"/>
+          <w:szCs w:val="22"/>
+          <w:lang w:val="nl-NL"/>
+        </w:rPr>
         <w:t xml:space="preserve"> </w:t>
       </w:r>
       <w:r>
         <w:rPr>
-          <w:b/>
-          <w:color w:val="000000" w:themeColor="text1"/>
-          <w:sz w:val="28"/>
-          <w:szCs w:val="28"/>
-        </w:rPr>
-        <w:t>THUẾ</w:t>
-      </w:r>
-    </w:p>
-    <w:p>
-      <w:pPr>
-        <w:spacing w:line="264" w:lineRule="auto"/>
+          <w:rFonts w:eastAsia="Calibri"/>
+          <w:sz w:val="28"/>
+          <w:szCs w:val="22"/>
+          <w:lang w:val="vi-VN"/>
+        </w:rPr>
+        <w:t xml:space="preserve">thực hiện việc giám sát </w:t>
+      </w:r>
+      <w:r>
+        <w:rPr>
+          <w:rFonts w:eastAsia="Calibri"/>
+          <w:spacing w:val="-4"/>
+          <w:sz w:val="28"/>
+          <w:szCs w:val="22"/>
+          <w:lang w:val="vi-VN"/>
+        </w:rPr>
+        <w:t xml:space="preserve">kể từ ngày công bố Quyết định </w:t>
+      </w:r>
+      <w:r>
+        <w:rPr>
+          <w:rFonts w:eastAsia="Calibri"/>
+          <w:sz w:val="28"/>
+          <w:szCs w:val="22"/>
+          <w:lang w:val="vi-VN"/>
+        </w:rPr>
+        <w:t>kiểm</w:t>
+      </w:r>
+      <w:r>
+        <w:rPr>
+          <w:rFonts w:eastAsia="Calibri"/>
+          <w:spacing w:val="-4"/>
+          <w:sz w:val="28"/>
+          <w:szCs w:val="22"/>
+          <w:lang w:val="vi-VN"/>
+        </w:rPr>
+        <w:t xml:space="preserve"> tra đến thời điểm kết thúc</w:t>
+      </w:r>
+      <w:r>
+        <w:rPr>
+          <w:rFonts w:eastAsia="Calibri"/>
+          <w:sz w:val="28"/>
+          <w:szCs w:val="22"/>
+          <w:lang w:val="vi-VN"/>
+        </w:rPr>
+        <w:t xml:space="preserve"> kiểm tra tại trụ sở người nộp thuế.</w:t>
+      </w:r>
+    </w:p>
+    <w:p>
+      <w:pPr>
+        <w:spacing w:line="288" w:lineRule="auto"/>
         <w:ind w:firstLine="567"/>
         <w:jc w:val="both"/>
         <w:rPr>
-          <w:color w:val="000000" w:themeColor="text1"/>
-          <w:sz w:val="28"/>
-          <w:szCs w:val="28"/>
-        </w:rPr>
-      </w:pPr>
-      <w:r>
-        <w:rPr>
-          <w:color w:val="000000" w:themeColor="text1"/>
-          <w:sz w:val="28"/>
-          <w:szCs w:val="28"/>
-        </w:rPr>
-        <w:t xml:space="preserve">Thực hiện </w:t>
-      </w:r>
-      <w:r>
-        <w:rPr>
-          <w:color w:val="000000" w:themeColor="text1"/>
-          <w:sz w:val="28"/>
-          <w:szCs w:val="28"/>
-        </w:rPr>
-        <w:t xml:space="preserve">Quyết định số         </w:t>
-      </w:r>
-      <w:r>
-        <w:rPr>
-          <w:color w:val="000000" w:themeColor="text1"/>
-          <w:sz w:val="28"/>
-          <w:szCs w:val="28"/>
-        </w:rPr>
-        <w:t>/</w:t>
-      </w:r>
-      <w:r>
-        <w:rPr>
-          <w:color w:val="000000" w:themeColor="text1"/>
-          <w:sz w:val="28"/>
-          <w:szCs w:val="28"/>
-        </w:rPr>
-        <w:t xml:space="preserve">QĐ-QTR </w:t>
-      </w:r>
-      <w:r>
-        <w:rPr>
-          <w:color w:val="000000" w:themeColor="text1"/>
-          <w:sz w:val="28"/>
-          <w:szCs w:val="28"/>
-        </w:rPr>
-        <w:t xml:space="preserve">ngày </w:t>
-      </w:r>
-      <w:r>
-        <w:rPr>
-          <w:color w:val="000000" w:themeColor="text1"/>
-          <w:sz w:val="28"/>
-          <w:szCs w:val="28"/>
-        </w:rPr>
-        <w:t>&lt;ngay_thang&gt;</w:t>
-      </w:r>
-      <w:r>
-        <w:rPr>
-          <w:color w:val="000000" w:themeColor="text1"/>
-          <w:sz w:val="28"/>
-          <w:szCs w:val="28"/>
-        </w:rPr>
-        <w:t xml:space="preserve"> của Thuế </w:t>
-      </w:r>
-      <w:r>
-        <w:rPr>
-          <w:color w:val="000000" w:themeColor="text1"/>
-          <w:sz w:val="28"/>
-          <w:szCs w:val="28"/>
-        </w:rPr>
-        <w:t>tỉnh Quảng Trị</w:t>
-      </w:r>
-      <w:r>
-        <w:rPr>
-          <w:color w:val="000000" w:themeColor="text1"/>
-          <w:sz w:val="28"/>
-          <w:szCs w:val="28"/>
-        </w:rPr>
-        <w:t xml:space="preserve"> về việc giám sát hoạt động của Đoàn ki</w:t>
-      </w:r>
-      <w:r>
-        <w:rPr>
-          <w:color w:val="000000" w:themeColor="text1"/>
-          <w:sz w:val="28"/>
-          <w:szCs w:val="28"/>
-        </w:rPr>
-        <w:t>ểm tra thuế tại</w:t>
-      </w:r>
-      <w:r>
-        <w:rPr>
-          <w:color w:val="000000" w:themeColor="text1"/>
-          <w:sz w:val="28"/>
-          <w:szCs w:val="28"/>
-        </w:rPr>
-        <w:t xml:space="preserve"> </w:t>
-      </w:r>
-      <w:r>
-        <w:rPr>
-          <w:color w:val="000000" w:themeColor="text1"/>
-          <w:sz w:val="28"/>
-          <w:szCs w:val="28"/>
-          <w:lang w:val="nl-NL"/>
-        </w:rPr>
-        <w:t>&lt;ten_dv&gt;</w:t>
-      </w:r>
-      <w:r>
-        <w:rPr>
-          <w:color w:val="000000" w:themeColor="text1"/>
-          <w:sz w:val="28"/>
-          <w:szCs w:val="28"/>
-        </w:rPr>
-        <w:t>; Mã số thuế: &lt;mst&gt;; Địa chỉ: &lt;dia_chi&gt;</w:t>
-      </w:r>
-      <w:r>
-        <w:rPr>
-          <w:color w:val="000000" w:themeColor="text1"/>
-          <w:sz w:val="28"/>
-          <w:szCs w:val="28"/>
-        </w:rPr>
-        <w:t xml:space="preserve">, công chức được giao nhiệm vụ giám sát lập kế hoạch </w:t>
-      </w:r>
-      <w:r>
-        <w:rPr>
-          <w:color w:val="000000" w:themeColor="text1"/>
-          <w:sz w:val="28"/>
-          <w:szCs w:val="28"/>
-        </w:rPr>
-        <w:t xml:space="preserve">tiến hành </w:t>
-      </w:r>
-      <w:r>
-        <w:rPr>
-          <w:color w:val="000000" w:themeColor="text1"/>
-          <w:sz w:val="28"/>
-          <w:szCs w:val="28"/>
-        </w:rPr>
-        <w:t>giám sát như sau</w:t>
-      </w:r>
-      <w:r>
-        <w:rPr>
-          <w:color w:val="000000" w:themeColor="text1"/>
-          <w:sz w:val="28"/>
-          <w:szCs w:val="28"/>
-        </w:rPr>
-        <w:t>:</w:t>
-      </w:r>
-    </w:p>
-    <w:p>
-      <w:pPr>
-        <w:spacing w:before="40"/>
+          <w:rFonts w:eastAsia="Calibri"/>
+          <w:sz w:val="28"/>
+          <w:szCs w:val="22"/>
+          <w:lang w:val="vi-VN"/>
+        </w:rPr>
+      </w:pPr>
+      <w:r>
+        <w:rPr>
+          <w:rFonts w:eastAsia="Calibri"/>
+          <w:spacing w:val="-4"/>
+          <w:sz w:val="28"/>
+          <w:szCs w:val="22"/>
+          <w:lang w:val="vi-VN"/>
+        </w:rPr>
+        <w:t>- Chế độ thông tin, báo cáo: Theo quy định tại Điều 17 Quy chế</w:t>
+      </w:r>
+      <w:r>
+        <w:rPr>
+          <w:rFonts w:eastAsia="Calibri"/>
+          <w:sz w:val="28"/>
+          <w:szCs w:val="22"/>
+          <w:lang w:val="vi-VN"/>
+        </w:rPr>
+        <w:t xml:space="preserve"> giám sát hoạt động của Đoàn thanh tra, kiểm tra thuế ban hành kèm theo Quyết định số 1614/QĐ-TCT ngày 13/10/2020 của Tổng cục Thuế.</w:t>
+      </w:r>
+    </w:p>
+    <w:p>
+      <w:pPr>
+        <w:spacing w:line="288" w:lineRule="auto"/>
         <w:ind w:firstLine="567"/>
         <w:jc w:val="both"/>
         <w:rPr>
-          <w:b/>
-          <w:color w:val="000000" w:themeColor="text1"/>
-          <w:sz w:val="28"/>
-          <w:szCs w:val="28"/>
-        </w:rPr>
-      </w:pPr>
-      <w:r>
-        <w:rPr>
-          <w:b/>
-          <w:color w:val="000000" w:themeColor="text1"/>
-          <w:sz w:val="28"/>
-          <w:szCs w:val="28"/>
-        </w:rPr>
-        <w:t>I. Mục đích, yêu cầu</w:t>
-      </w:r>
-    </w:p>
-    <w:p>
-      <w:pPr>
-        <w:spacing w:before="40"/>
+          <w:rFonts w:eastAsia="Calibri"/>
+          <w:bCs/>
+          <w:sz w:val="28"/>
+          <w:szCs w:val="22"/>
+          <w:lang w:val="nl-NL"/>
+        </w:rPr>
+      </w:pPr>
+      <w:r>
+        <w:rPr>
+          <w:rFonts w:eastAsia="Calibri"/>
+          <w:bCs/>
+          <w:sz w:val="28"/>
+          <w:szCs w:val="22"/>
+          <w:lang w:val="vi-VN"/>
+        </w:rPr>
+        <w:t xml:space="preserve">- </w:t>
+      </w:r>
+      <w:r>
+        <w:rPr>
+          <w:rFonts w:eastAsia="Calibri"/>
+          <w:bCs/>
+          <w:sz w:val="28"/>
+          <w:szCs w:val="22"/>
+          <w:lang w:val="nl-NL"/>
+        </w:rPr>
+        <w:t>Điều kiện vật chất đảm bảo hoạt động giám sát: Không.</w:t>
+      </w:r>
+    </w:p>
+    <w:p>
+      <w:pPr>
+        <w:spacing w:line="288" w:lineRule="auto"/>
         <w:ind w:firstLine="567"/>
         <w:jc w:val="both"/>
         <w:rPr>
-          <w:color w:val="000000" w:themeColor="text1"/>
-          <w:sz w:val="28"/>
-          <w:szCs w:val="28"/>
-        </w:rPr>
-      </w:pPr>
-      <w:r>
-        <w:rPr>
-          <w:color w:val="000000" w:themeColor="text1"/>
-          <w:sz w:val="28"/>
-          <w:szCs w:val="28"/>
-        </w:rPr>
-        <w:t>1. Mục đích:</w:t>
-      </w:r>
-    </w:p>
-    <w:p>
-      <w:pPr>
-        <w:spacing w:before="40"/>
+          <w:rFonts w:eastAsia="Calibri"/>
+          <w:bCs/>
+          <w:sz w:val="28"/>
+          <w:szCs w:val="22"/>
+          <w:lang w:val="nl-NL"/>
+        </w:rPr>
+      </w:pPr>
+      <w:r>
+        <w:rPr>
+          <w:rFonts w:eastAsia="Calibri"/>
+          <w:bCs/>
+          <w:sz w:val="28"/>
+          <w:szCs w:val="22"/>
+          <w:lang w:val="vi-VN"/>
+        </w:rPr>
+        <w:t xml:space="preserve">- </w:t>
+      </w:r>
+      <w:r>
+        <w:rPr>
+          <w:rFonts w:eastAsia="Calibri"/>
+          <w:bCs/>
+          <w:sz w:val="28"/>
+          <w:szCs w:val="22"/>
+          <w:lang w:val="nl-NL"/>
+        </w:rPr>
+        <w:t>Những vấn đề khác (nếu có): Không.</w:t>
+      </w:r>
+    </w:p>
+    <w:p>
+      <w:pPr>
+        <w:spacing w:line="288" w:lineRule="auto"/>
         <w:ind w:firstLine="567"/>
         <w:jc w:val="both"/>
         <w:rPr>
-          <w:color w:val="000000" w:themeColor="text1"/>
-          <w:sz w:val="28"/>
-          <w:szCs w:val="28"/>
-        </w:rPr>
-      </w:pPr>
-      <w:r>
-        <w:rPr>
-          <w:color w:val="000000" w:themeColor="text1"/>
-          <w:sz w:val="28"/>
-          <w:szCs w:val="28"/>
-        </w:rPr>
-        <w:t>Giám sát hoạt động của Đoàn kiểm tra thuế nhằm theo dõi, nắm bắt việc chấp hành pháp luật, tuân thủ Luật Quản lý thuế, Quy trình kiểm tra thuế và quy định của pháp luật khác; tuân thủ chuẩn mực đạo đức, quy tắc ứng xử của công chức thuế và ý thức kỷ luật của Trưởng đoàn, thành viên Đoàn kiểm tra thuế; tình hình thực hiện nhiệm vụ và triển khai hoạt động kiểm tra thuế để kịp thời có biện pháp chấn chỉnh, xử lý nhằm đảm bảo thực hiện đúng mục đích, yêu cầu, nội dung theo kế hoạch kiểm tra đã được phê duyệt.</w:t>
-      </w:r>
-    </w:p>
-    <w:p>
-      <w:pPr>
-        <w:spacing w:before="40"/>
-        <w:ind w:firstLine="567"/>
-        <w:jc w:val="both"/>
-        <w:rPr>
-          <w:color w:val="000000" w:themeColor="text1"/>
-          <w:sz w:val="28"/>
-          <w:szCs w:val="28"/>
-        </w:rPr>
-      </w:pPr>
-      <w:r>
-        <w:rPr>
-          <w:color w:val="000000" w:themeColor="text1"/>
-          <w:sz w:val="28"/>
-          <w:szCs w:val="28"/>
-        </w:rPr>
-        <w:t>2. Yêu cầu:</w:t>
-      </w:r>
-    </w:p>
-    <w:p>
-      <w:pPr>
-        <w:spacing w:before="40"/>
-        <w:ind w:firstLine="567"/>
-        <w:jc w:val="both"/>
-        <w:rPr>
-          <w:color w:val="000000" w:themeColor="text1"/>
-          <w:sz w:val="28"/>
-          <w:szCs w:val="28"/>
-        </w:rPr>
-      </w:pPr>
-      <w:r>
-        <w:rPr>
-          <w:color w:val="000000" w:themeColor="text1"/>
-          <w:sz w:val="28"/>
-          <w:szCs w:val="28"/>
-        </w:rPr>
-        <w:t>Nâng cao hiệu quả công tác kiểm tra thuế tại đơn vị được kiểm tra, đảm bảo tính khách quan, công khai, minh bạch, hạn chế mức thấp nhất việc rủi ro trong thực thi công vụ kiểm tra, tạo điều kiện thuận lợi cho người nộp thuế.</w:t>
-      </w:r>
-    </w:p>
-    <w:p>
-      <w:pPr>
-        <w:spacing w:before="40"/>
-        <w:ind w:firstLine="567"/>
-        <w:jc w:val="both"/>
-        <w:rPr>
-          <w:b/>
-          <w:color w:val="000000" w:themeColor="text1"/>
-          <w:sz w:val="28"/>
-          <w:szCs w:val="28"/>
-        </w:rPr>
-      </w:pPr>
-      <w:r>
-        <w:rPr>
-          <w:b/>
-          <w:color w:val="000000" w:themeColor="text1"/>
-          <w:sz w:val="28"/>
-          <w:szCs w:val="28"/>
-        </w:rPr>
-        <w:t>II. Nội dung giám sát</w:t>
-      </w:r>
-    </w:p>
-    <w:p>
-      <w:pPr>
-        <w:shd w:val="clear" w:color="auto" w:fill="FFFFFF"/>
-        <w:spacing w:before="40"/>
-        <w:ind w:firstLine="567"/>
-        <w:jc w:val="both"/>
-        <w:rPr>
-          <w:color w:val="000000" w:themeColor="text1"/>
-          <w:sz w:val="28"/>
-          <w:szCs w:val="28"/>
-        </w:rPr>
-      </w:pPr>
-      <w:r>
-        <w:rPr>
-          <w:color w:val="000000" w:themeColor="text1"/>
-          <w:sz w:val="28"/>
-          <w:szCs w:val="28"/>
-        </w:rPr>
-        <w:t>1. Giám sát việc chấp hành pháp luật của Đoàn kiểm tra bao gồm:</w:t>
-      </w:r>
-    </w:p>
-    <w:p>
-      <w:pPr>
-        <w:shd w:val="clear" w:color="auto" w:fill="FFFFFF"/>
-        <w:spacing w:before="40"/>
-        <w:ind w:firstLine="567"/>
-        <w:jc w:val="both"/>
-        <w:rPr>
-          <w:color w:val="000000" w:themeColor="text1"/>
-          <w:sz w:val="28"/>
-          <w:szCs w:val="28"/>
-        </w:rPr>
-      </w:pPr>
-      <w:r>
-        <w:rPr>
-          <w:color w:val="000000" w:themeColor="text1"/>
-          <w:sz w:val="28"/>
-          <w:szCs w:val="28"/>
-        </w:rPr>
-        <w:t>- Giám sát việc thực hiện các quy định của Pháp luật về trình tự, thủ tục, thời hạn tiến hành kiểm tra bao gồm: Thu thập, tổng hợp, đánh giá thông tin; chế độ báo cáo thông tin, báo cáo; ghi nhật ký và các mẫu biểu theo quy định.</w:t>
-      </w:r>
-    </w:p>
-    <w:p>
-      <w:pPr>
-        <w:shd w:val="clear" w:color="auto" w:fill="FFFFFF"/>
-        <w:spacing w:before="40"/>
-        <w:ind w:firstLine="567"/>
-        <w:jc w:val="both"/>
-        <w:rPr>
-          <w:color w:val="000000" w:themeColor="text1"/>
-          <w:sz w:val="28"/>
-          <w:szCs w:val="28"/>
-        </w:rPr>
-      </w:pPr>
-      <w:r>
-        <w:rPr>
-          <w:color w:val="000000" w:themeColor="text1"/>
-          <w:sz w:val="28"/>
-          <w:szCs w:val="28"/>
-        </w:rPr>
-        <w:t>- Giám sát việc thực hiện các quyền trong hoạt động kiểm tra đối với Đoàn kiểm tra;</w:t>
-      </w:r>
-    </w:p>
-    <w:p>
-      <w:pPr>
-        <w:shd w:val="clear" w:color="auto" w:fill="FFFFFF"/>
-        <w:spacing w:before="40"/>
-        <w:ind w:firstLine="567"/>
-        <w:jc w:val="both"/>
-        <w:rPr>
-          <w:color w:val="000000" w:themeColor="text1"/>
-          <w:sz w:val="28"/>
-          <w:szCs w:val="28"/>
-        </w:rPr>
-      </w:pPr>
-      <w:r>
-        <w:rPr>
-          <w:color w:val="000000" w:themeColor="text1"/>
-          <w:sz w:val="28"/>
-          <w:szCs w:val="28"/>
-        </w:rPr>
-        <w:t>- Giám sát việc thực hiện các quy định của Pháp luật về những điều cấm trong hoạt động kiểm tra, quy tắc ứng xử của công chức thực hiện nhiệm vụ kiểm tra; ý thức chấp hành kỷ luật kiểm tra thuế và các quy định khác có liên quan.</w:t>
-      </w:r>
-    </w:p>
-    <w:p>
-      <w:pPr>
-        <w:shd w:val="clear" w:color="auto" w:fill="FFFFFF"/>
-        <w:spacing w:before="40"/>
-        <w:ind w:firstLine="567"/>
-        <w:jc w:val="both"/>
-        <w:rPr>
-          <w:color w:val="000000" w:themeColor="text1"/>
-          <w:sz w:val="28"/>
-          <w:szCs w:val="28"/>
-        </w:rPr>
-      </w:pPr>
-      <w:r>
-        <w:rPr>
-          <w:color w:val="000000" w:themeColor="text1"/>
-          <w:sz w:val="28"/>
-          <w:szCs w:val="28"/>
-        </w:rPr>
-        <w:t>2. Giám sát việc thực hiện nhiệm vụ và triển khai hoạt động kiểm tra thuế của Đoàn kiểm tra gồm:</w:t>
-      </w:r>
-    </w:p>
-    <w:p>
-      <w:pPr>
-        <w:shd w:val="clear" w:color="auto" w:fill="FFFFFF"/>
-        <w:spacing w:before="40"/>
-        <w:ind w:firstLine="567"/>
-        <w:jc w:val="both"/>
-        <w:rPr>
-          <w:color w:val="000000" w:themeColor="text1"/>
-          <w:sz w:val="28"/>
-          <w:szCs w:val="28"/>
-        </w:rPr>
-      </w:pPr>
-      <w:r>
-        <w:rPr>
-          <w:color w:val="000000" w:themeColor="text1"/>
-          <w:sz w:val="28"/>
-          <w:szCs w:val="28"/>
-        </w:rPr>
-        <w:t>- Tiến độ và kết quả đạt được so với yêu cầu theo quyết định kiểm tra, kế hoạch kiểm tra.</w:t>
-      </w:r>
-    </w:p>
-    <w:p>
-      <w:pPr>
-        <w:shd w:val="clear" w:color="auto" w:fill="FFFFFF"/>
-        <w:spacing w:before="40"/>
-        <w:ind w:firstLine="567"/>
-        <w:jc w:val="both"/>
-        <w:rPr>
-          <w:color w:val="000000" w:themeColor="text1"/>
-          <w:sz w:val="28"/>
-          <w:szCs w:val="28"/>
-        </w:rPr>
-      </w:pPr>
-      <w:r>
-        <w:rPr>
-          <w:color w:val="000000" w:themeColor="text1"/>
-          <w:sz w:val="28"/>
-          <w:szCs w:val="28"/>
-        </w:rPr>
-        <w:t>- Khó khăn, vướng mắc phát sinh trong hoạt động kiểm tra và tác động đối với việc hoàn thành kế hoạch tiến hành kiểm tra.</w:t>
-      </w:r>
-    </w:p>
-    <w:p>
-      <w:pPr>
-        <w:shd w:val="clear" w:color="auto" w:fill="FFFFFF"/>
-        <w:spacing w:before="40"/>
-        <w:ind w:firstLine="567"/>
-        <w:jc w:val="both"/>
-        <w:rPr>
-          <w:color w:val="000000" w:themeColor="text1"/>
-          <w:sz w:val="28"/>
-          <w:szCs w:val="28"/>
-        </w:rPr>
-      </w:pPr>
-      <w:r>
-        <w:rPr>
-          <w:color w:val="000000" w:themeColor="text1"/>
-          <w:sz w:val="28"/>
-          <w:szCs w:val="28"/>
-        </w:rPr>
-        <w:t>- Xử lý ý kiến khác nhau giữa Trưởng đoàn và các thành viên Đoàn kiểm tra về những vấn đề liên quan đến nội dung kiểm tra.</w:t>
-      </w:r>
-    </w:p>
-    <w:p>
-      <w:pPr>
-        <w:shd w:val="clear" w:color="auto" w:fill="FFFFFF"/>
-        <w:spacing w:before="40"/>
-        <w:ind w:firstLine="567"/>
-        <w:jc w:val="both"/>
-        <w:rPr>
-          <w:b/>
-          <w:color w:val="000000" w:themeColor="text1"/>
-          <w:sz w:val="28"/>
-          <w:szCs w:val="28"/>
-        </w:rPr>
-      </w:pPr>
-      <w:r>
-        <w:rPr>
-          <w:b/>
-          <w:color w:val="000000" w:themeColor="text1"/>
-          <w:sz w:val="28"/>
-          <w:szCs w:val="28"/>
-        </w:rPr>
-        <w:t>III. Hình thức giám sát</w:t>
-      </w:r>
-    </w:p>
-    <w:p>
-      <w:pPr>
-        <w:shd w:val="clear" w:color="auto" w:fill="FFFFFF"/>
-        <w:spacing w:before="40"/>
-        <w:ind w:firstLine="567"/>
-        <w:jc w:val="both"/>
-        <w:rPr>
-          <w:color w:val="000000" w:themeColor="text1"/>
-          <w:sz w:val="28"/>
-          <w:szCs w:val="28"/>
-        </w:rPr>
-      </w:pPr>
-      <w:r>
-        <w:rPr>
-          <w:color w:val="000000" w:themeColor="text1"/>
-          <w:sz w:val="28"/>
-          <w:szCs w:val="28"/>
-        </w:rPr>
-        <w:lastRenderedPageBreak/>
-        <w:t xml:space="preserve">Giám sát trực tiếp và gián tiếp việc thực hiện các nội dung công việc được phân công của trưởng đoàn và các thành viên Đoàn kiểm tra. </w:t>
-      </w:r>
-    </w:p>
-    <w:p>
-      <w:pPr>
-        <w:shd w:val="clear" w:color="auto" w:fill="FFFFFF"/>
-        <w:spacing w:before="40"/>
-        <w:ind w:firstLine="567"/>
-        <w:jc w:val="both"/>
-        <w:rPr>
-          <w:b/>
-          <w:color w:val="000000" w:themeColor="text1"/>
-          <w:sz w:val="28"/>
-          <w:szCs w:val="28"/>
-        </w:rPr>
-      </w:pPr>
-      <w:r>
-        <w:rPr>
-          <w:b/>
-          <w:color w:val="000000" w:themeColor="text1"/>
-          <w:sz w:val="28"/>
-          <w:szCs w:val="28"/>
-        </w:rPr>
-        <w:t>IV. Tổ chức thực hiện</w:t>
-      </w:r>
-    </w:p>
-    <w:p>
-      <w:pPr>
-        <w:shd w:val="clear" w:color="auto" w:fill="FFFFFF"/>
-        <w:spacing w:before="40"/>
-        <w:ind w:firstLine="567"/>
-        <w:jc w:val="both"/>
-        <w:rPr>
-          <w:color w:val="000000" w:themeColor="text1"/>
-          <w:sz w:val="28"/>
-          <w:szCs w:val="28"/>
-        </w:rPr>
-      </w:pPr>
-      <w:r>
-        <w:rPr>
-          <w:color w:val="000000" w:themeColor="text1"/>
-          <w:sz w:val="28"/>
-          <w:szCs w:val="28"/>
-        </w:rPr>
-        <w:t>- Tiến độ thực hiện: Thời hạn giám sát kể từ ngày công bố Quyết định kiểm tra đến thời điểm kết thúc việc kiểm tra tại trụ sở người nộp thuế;</w:t>
-      </w:r>
-    </w:p>
-    <w:p>
-      <w:pPr>
-        <w:shd w:val="clear" w:color="auto" w:fill="FFFFFF"/>
-        <w:spacing w:line="264" w:lineRule="auto"/>
-        <w:ind w:firstLine="567"/>
-        <w:jc w:val="both"/>
-        <w:rPr>
-          <w:color w:val="000000" w:themeColor="text1"/>
-          <w:sz w:val="28"/>
-          <w:szCs w:val="28"/>
-        </w:rPr>
-      </w:pPr>
-      <w:r>
-        <w:rPr>
-          <w:color w:val="000000" w:themeColor="text1"/>
-          <w:sz w:val="28"/>
-          <w:szCs w:val="28"/>
-        </w:rPr>
-        <w:t>- Chế độ thông tin, báo cáo: Tùy theo tính chất công việc tổ giám sát sẽ báo cáo xin ý kiến chỉ đạo của lãnh đạo Phòng, lãnh đạo Chi cục hoặc báo cáo đột xuất theo yêu cầu của Lãnh đạo. Báo cáo kết quả giám sát chậm nhất 5 ngày làm việc kể từ ngày Đoàn kiểm tra có báo cáo kết quả kiểm tra và trước ngày ban hành kết luận, quyết định xử lý về thuế.</w:t>
-      </w:r>
+          <w:rFonts w:eastAsia="Calibri"/>
+          <w:bCs/>
+          <w:sz w:val="28"/>
+          <w:szCs w:val="22"/>
+          <w:lang w:val="nl-NL"/>
+        </w:rPr>
+      </w:pPr>
     </w:p>
     <w:p>
       <w:pPr>
         <w:shd w:val="clear" w:color="auto" w:fill="FFFFFF"/>
         <w:tabs>
           <w:tab w:val="center" w:pos="1985"/>
-          <w:tab w:val="center" w:pos="7088"/>
+          <w:tab w:val="center" w:pos="7371"/>
         </w:tabs>
+        <w:spacing w:line="234" w:lineRule="atLeast"/>
+        <w:ind w:left="-567" w:right="-285"/>
         <w:jc w:val="both"/>
         <w:rPr>
           <w:b/>
@@ -1058,13 +1451,15 @@
       <w:r>
         <w:rPr>
           <w:b/>
-          <w:iCs/>
-          <w:color w:val="000000" w:themeColor="text1"/>
-          <w:sz w:val="28"/>
-          <w:szCs w:val="28"/>
-          <w:lang w:val="nl-NL"/>
-        </w:rPr>
-        <w:t>&lt;hinh_thuc_ky&gt;</w:t>
+          <w:lang w:val="vi-VN"/>
+        </w:rPr>
+        <w:t xml:space="preserve">PHÊ DUYỆT </w:t>
+      </w:r>
+      <w:r>
+        <w:rPr>
+          <w:b/>
+        </w:rPr>
+        <w:t>CỦA LÃNH ĐẠO THUẾ TỈNH</w:t>
       </w:r>
       <w:r>
         <w:rPr>
@@ -1078,11 +1473,9 @@
       <w:r>
         <w:rPr>
           <w:b/>
-          <w:color w:val="000000" w:themeColor="text1"/>
-          <w:sz w:val="28"/>
-          <w:lang w:val="nl-NL"/>
-        </w:rPr>
-        <w:t>&lt;LD_PHONG&gt;</w:t>
+          <w:lang w:val="vi-VN"/>
+        </w:rPr>
+        <w:t>NGUỜI ĐƯỢC GIAO NHIỆM VỤ</w:t>
       </w:r>
     </w:p>
     <w:p>
@@ -1090,14 +1483,14 @@
         <w:shd w:val="clear" w:color="auto" w:fill="FFFFFF"/>
         <w:tabs>
           <w:tab w:val="center" w:pos="1985"/>
-          <w:tab w:val="center" w:pos="7088"/>
+          <w:tab w:val="center" w:pos="7371"/>
         </w:tabs>
-        <w:jc w:val="both"/>
-        <w:rPr>
-          <w:b/>
-          <w:color w:val="000000" w:themeColor="text1"/>
-          <w:sz w:val="28"/>
-          <w:szCs w:val="28"/>
+        <w:spacing w:line="234" w:lineRule="atLeast"/>
+        <w:ind w:left="-567" w:right="-285"/>
+        <w:jc w:val="both"/>
+        <w:rPr>
+          <w:b/>
+          <w:color w:val="000000" w:themeColor="text1"/>
         </w:rPr>
       </w:pPr>
       <w:r>
@@ -1113,8 +1506,6 @@
         <w:rPr>
           <w:b/>
           <w:color w:val="000000" w:themeColor="text1"/>
-          <w:sz w:val="28"/>
-          <w:szCs w:val="28"/>
           <w:lang w:val="nl-NL"/>
         </w:rPr>
         <w:t>&lt;LD_CUC&gt;</w:t>
@@ -1123,10 +1514,16 @@
         <w:rPr>
           <w:b/>
           <w:color w:val="000000" w:themeColor="text1"/>
-          <w:sz w:val="28"/>
-          <w:szCs w:val="28"/>
+          <w:lang w:val="nl-NL"/>
         </w:rPr>
         <w:tab/>
+      </w:r>
+      <w:r>
+        <w:rPr>
+          <w:b/>
+          <w:lang w:val="vi-VN"/>
+        </w:rPr>
+        <w:t>GIÁM SÁT ĐOÀN</w:t>
       </w:r>
     </w:p>
     <w:p>
@@ -1254,9 +1651,10 @@
         <w:shd w:val="clear" w:color="auto" w:fill="FFFFFF"/>
         <w:tabs>
           <w:tab w:val="center" w:pos="1985"/>
-          <w:tab w:val="center" w:pos="7088"/>
+          <w:tab w:val="center" w:pos="7371"/>
         </w:tabs>
         <w:spacing w:line="234" w:lineRule="atLeast"/>
+        <w:ind w:left="-567" w:right="-285"/>
         <w:jc w:val="both"/>
         <w:rPr>
           <w:b/>
@@ -1427,7 +1825,7 @@
           <w:szCs w:val="22"/>
           <w:lang w:val="nl-NL"/>
         </w:rPr>
-        <w:t>- Lưu: Phòng KT</w:t>
+        <w:t>- Lưu</w:t>
       </w:r>
       <w:r>
         <w:rPr>
@@ -1436,7 +1834,7 @@
           <w:szCs w:val="22"/>
           <w:lang w:val="nl-NL"/>
         </w:rPr>
-        <w:t>2</w:t>
+        <w:t xml:space="preserve"> Hồ sơ GS</w:t>
       </w:r>
       <w:r>
         <w:rPr>
@@ -1465,27 +1863,11 @@
         </w:rPr>
       </w:pPr>
     </w:p>
-    <w:p>
-      <w:pPr>
-        <w:shd w:val="clear" w:color="auto" w:fill="FFFFFF"/>
-        <w:tabs>
-          <w:tab w:val="center" w:pos="2268"/>
-          <w:tab w:val="center" w:pos="7371"/>
-        </w:tabs>
-        <w:spacing w:line="234" w:lineRule="atLeast"/>
-        <w:jc w:val="both"/>
-        <w:rPr>
-          <w:b/>
-          <w:color w:val="000000" w:themeColor="text1"/>
-          <w:sz w:val="28"/>
-          <w:szCs w:val="28"/>
-        </w:rPr>
-      </w:pPr>
-    </w:p>
+    <w:p/>
     <w:sectPr>
       <w:footerReference w:type="default" r:id="rId8"/>
-      <w:pgSz w:w="12240" w:h="15840"/>
-      <w:pgMar w:top="851" w:right="900" w:bottom="1134" w:left="1418" w:header="284" w:footer="227" w:gutter="0"/>
+      <w:pgSz w:w="11906" w:h="16838" w:code="9"/>
+      <w:pgMar w:top="1134" w:right="1134" w:bottom="1134" w:left="1701" w:header="284" w:footer="227" w:gutter="0"/>
       <w:cols w:space="720"/>
       <w:docGrid w:linePitch="360"/>
     </w:sectPr>

--- a/static/media/8.kh_giam_sat_sau_hoan_gtgt.docx
+++ b/static/media/8.kh_giam_sat_sau_hoan_gtgt.docx
@@ -352,7 +352,7 @@
       <w:pPr>
         <w:tabs>
           <w:tab w:val="center" w:pos="1800"/>
-          <w:tab w:val="center" w:pos="7020"/>
+          <w:tab w:val="right" w:pos="8505"/>
         </w:tabs>
         <w:jc w:val="both"/>
         <w:rPr>
